--- a/public/doc/d3_v3.docx
+++ b/public/doc/d3_v3.docx
@@ -1,6 +1,6 @@
 
 <file path=word/document.xml><?xml version="1.0" encoding="utf-8"?>
-<w:document xmlns:wpc="http://schemas.microsoft.com/office/word/2010/wordprocessingCanvas" xmlns:cx="http://schemas.microsoft.com/office/drawing/2014/chartex" xmlns:cx1="http://schemas.microsoft.com/office/drawing/2015/9/8/chartex" xmlns:cx2="http://schemas.microsoft.com/office/drawing/2015/10/21/chartex" xmlns:cx3="http://schemas.microsoft.com/office/drawing/2016/5/9/chartex" xmlns:cx4="http://schemas.microsoft.com/office/drawing/2016/5/10/chartex" xmlns:cx5="http://schemas.microsoft.com/office/drawing/2016/5/11/chartex" xmlns:cx6="http://schemas.microsoft.com/office/drawing/2016/5/12/chartex" xmlns:cx7="http://schemas.microsoft.com/office/drawing/2016/5/13/chartex" xmlns:cx8="http://schemas.microsoft.com/office/drawing/2016/5/14/chartex" xmlns:mc="http://schemas.openxmlformats.org/markup-compatibility/2006" xmlns:aink="http://schemas.microsoft.com/office/drawing/2016/ink" xmlns:am3d="http://schemas.microsoft.com/office/drawing/2017/model3d" xmlns:o="urn:schemas-microsoft-com:office:office" xmlns:r="http://schemas.openxmlformats.org/officeDocument/2006/relationships" xmlns:m="http://schemas.openxmlformats.org/officeDocument/2006/math" xmlns:v="urn:schemas-microsoft-com:vml" xmlns:wp14="http://schemas.microsoft.com/office/word/2010/wordprocessingDrawing" xmlns:wp="http://schemas.openxmlformats.org/drawingml/2006/wordprocessingDrawing" xmlns:w10="urn:schemas-microsoft-com:office:word" xmlns:w="http://schemas.openxmlformats.org/wordprocessingml/2006/main" xmlns:w14="http://schemas.microsoft.com/office/word/2010/wordml" xmlns:w15="http://schemas.microsoft.com/office/word/2012/wordml" xmlns:w16cex="http://schemas.microsoft.com/office/word/2018/wordml/cex" xmlns:w16cid="http://schemas.microsoft.com/office/word/2016/wordml/cid" xmlns:w16="http://schemas.microsoft.com/office/word/2018/wordml" xmlns:w16sdtdh="http://schemas.microsoft.com/office/word/2020/wordml/sdtdatahash" xmlns:w16se="http://schemas.microsoft.com/office/word/2015/wordml/symex" xmlns:wpg="http://schemas.microsoft.com/office/word/2010/wordprocessingGroup" xmlns:wpi="http://schemas.microsoft.com/office/word/2010/wordprocessingInk" xmlns:wne="http://schemas.microsoft.com/office/word/2006/wordml" xmlns:wps="http://schemas.microsoft.com/office/word/2010/wordprocessingShape" mc:Ignorable="w14 w15 w16se w16cid w16 w16cex w16sdtdh wp14">
+<w:document xmlns:wpc="http://schemas.microsoft.com/office/word/2010/wordprocessingCanvas" xmlns:cx="http://schemas.microsoft.com/office/drawing/2014/chartex" xmlns:cx1="http://schemas.microsoft.com/office/drawing/2015/9/8/chartex" xmlns:mc="http://schemas.openxmlformats.org/markup-compatibility/2006" xmlns:o="urn:schemas-microsoft-com:office:office" xmlns:r="http://schemas.openxmlformats.org/officeDocument/2006/relationships" xmlns:m="http://schemas.openxmlformats.org/officeDocument/2006/math" xmlns:v="urn:schemas-microsoft-com:vml" xmlns:wp14="http://schemas.microsoft.com/office/word/2010/wordprocessingDrawing" xmlns:wp="http://schemas.openxmlformats.org/drawingml/2006/wordprocessingDrawing" xmlns:w10="urn:schemas-microsoft-com:office:word" xmlns:w="http://schemas.openxmlformats.org/wordprocessingml/2006/main" xmlns:w14="http://schemas.microsoft.com/office/word/2010/wordml" xmlns:w15="http://schemas.microsoft.com/office/word/2012/wordml" xmlns:w16se="http://schemas.microsoft.com/office/word/2015/wordml/symex" xmlns:wpg="http://schemas.microsoft.com/office/word/2010/wordprocessingGroup" xmlns:wpi="http://schemas.microsoft.com/office/word/2010/wordprocessingInk" xmlns:wne="http://schemas.microsoft.com/office/word/2006/wordml" xmlns:wps="http://schemas.microsoft.com/office/word/2010/wordprocessingShape" mc:Ignorable="w14 w15 w16se wp14">
   <w:body>
     <w:p>
       <w:pPr>
@@ -110,7 +110,16 @@
           <w:sz w:val="24"/>
           <w:szCs w:val="24"/>
         </w:rPr>
-        <w:t>.0</w:t>
+        <w:t>.</w:t>
+      </w:r>
+      <w:r>
+        <w:rPr>
+          <w:rFonts w:cs="Times New Roman"/>
+          <w:b/>
+          <w:sz w:val="24"/>
+          <w:szCs w:val="24"/>
+        </w:rPr>
+        <w:t>1</w:t>
       </w:r>
       <w:r>
         <w:rPr>
@@ -123,6 +132,8 @@
       <w:r>
         <w:rPr>
           <w:rFonts w:cs="Times New Roman"/>
+          <w:b/>
+          <w:bCs/>
           <w:sz w:val="24"/>
           <w:szCs w:val="24"/>
         </w:rPr>
@@ -131,10 +142,20 @@
       <w:r>
         <w:rPr>
           <w:rFonts w:cs="Times New Roman"/>
+          <w:b/>
+          <w:bCs/>
           <w:sz w:val="24"/>
           <w:szCs w:val="24"/>
         </w:rPr>
-        <w:t xml:space="preserve"> göre hazırlanmıştır)</w:t>
+        <w:t xml:space="preserve"> göre hazırlanmıştır</w:t>
+      </w:r>
+      <w:r>
+        <w:rPr>
+          <w:rFonts w:cs="Times New Roman"/>
+          <w:sz w:val="24"/>
+          <w:szCs w:val="24"/>
+        </w:rPr>
+        <w:t>)</w:t>
       </w:r>
     </w:p>
     <w:p>
@@ -146,6 +167,274 @@
           <w:szCs w:val="24"/>
         </w:rPr>
       </w:pPr>
+      <w:r>
+        <w:rPr>
+          <w:rFonts w:ascii="Times New Roman" w:hAnsi="Times New Roman" w:cs="Times New Roman"/>
+          <w:noProof/>
+          <w:sz w:val="24"/>
+          <w:szCs w:val="24"/>
+          <w:lang w:eastAsia="tr-TR"/>
+        </w:rPr>
+        <mc:AlternateContent>
+          <mc:Choice Requires="wps">
+            <w:drawing>
+              <wp:anchor distT="0" distB="0" distL="114300" distR="114300" simplePos="0" relativeHeight="251659264" behindDoc="0" locked="0" layoutInCell="1" allowOverlap="1" wp14:anchorId="1A89F001" wp14:editId="3A2FF801">
+                <wp:simplePos x="0" y="0"/>
+                <wp:positionH relativeFrom="column">
+                  <wp:posOffset>-38100</wp:posOffset>
+                </wp:positionH>
+                <wp:positionV relativeFrom="paragraph">
+                  <wp:posOffset>42545</wp:posOffset>
+                </wp:positionV>
+                <wp:extent cx="5592445" cy="590550"/>
+                <wp:effectExtent l="133350" t="133350" r="141605" b="152400"/>
+                <wp:wrapNone/>
+                <wp:docPr id="1" name="Metin Kutusu 1"/>
+                <wp:cNvGraphicFramePr/>
+                <a:graphic xmlns:a="http://schemas.openxmlformats.org/drawingml/2006/main">
+                  <a:graphicData uri="http://schemas.microsoft.com/office/word/2010/wordprocessingShape">
+                    <wps:wsp>
+                      <wps:cNvSpPr txBox="1"/>
+                      <wps:spPr>
+                        <a:xfrm>
+                          <a:off x="0" y="0"/>
+                          <a:ext cx="5592445" cy="590550"/>
+                        </a:xfrm>
+                        <a:prstGeom prst="rect">
+                          <a:avLst/>
+                        </a:prstGeom>
+                        <a:ln>
+                          <a:noFill/>
+                        </a:ln>
+                        <a:effectLst>
+                          <a:outerShdw blurRad="107950" dist="12700" dir="5400000" algn="ctr">
+                            <a:srgbClr val="000000"/>
+                          </a:outerShdw>
+                        </a:effectLst>
+                        <a:scene3d>
+                          <a:camera prst="orthographicFront">
+                            <a:rot lat="0" lon="0" rev="0"/>
+                          </a:camera>
+                          <a:lightRig rig="soft" dir="t">
+                            <a:rot lat="0" lon="0" rev="0"/>
+                          </a:lightRig>
+                        </a:scene3d>
+                        <a:sp3d contourW="44450" prstMaterial="matte">
+                          <a:bevelT w="63500" h="63500" prst="artDeco"/>
+                          <a:contourClr>
+                            <a:srgbClr val="FFFFFF"/>
+                          </a:contourClr>
+                        </a:sp3d>
+                      </wps:spPr>
+                      <wps:style>
+                        <a:lnRef idx="2">
+                          <a:schemeClr val="dk1"/>
+                        </a:lnRef>
+                        <a:fillRef idx="1">
+                          <a:schemeClr val="lt1"/>
+                        </a:fillRef>
+                        <a:effectRef idx="0">
+                          <a:schemeClr val="dk1"/>
+                        </a:effectRef>
+                        <a:fontRef idx="minor">
+                          <a:schemeClr val="dk1"/>
+                        </a:fontRef>
+                      </wps:style>
+                      <wps:txbx>
+                        <w:txbxContent>
+                          <w:p>
+                            <w:pPr>
+                              <w:pStyle w:val="Default"/>
+                              <w:ind w:left="928"/>
+                              <w:jc w:val="center"/>
+                              <w:rPr>
+                                <w:rFonts w:asciiTheme="minorHAnsi" w:eastAsia="Arial" w:hAnsiTheme="minorHAnsi"/>
+                                <w:color w:val="FF0000"/>
+                                <w:sz w:val="28"/>
+                              </w:rPr>
+                            </w:pPr>
+                            <w:r>
+                              <w:rPr>
+                                <w:rFonts w:asciiTheme="minorHAnsi" w:eastAsia="Arial" w:hAnsiTheme="minorHAnsi"/>
+                                <w:b/>
+                                <w:color w:val="FF0000"/>
+                                <w:sz w:val="28"/>
+                              </w:rPr>
+                              <w:t>0.GÜN</w:t>
+                            </w:r>
+                            <w:r>
+                              <w:rPr>
+                                <w:rFonts w:asciiTheme="minorHAnsi" w:eastAsia="Arial" w:hAnsiTheme="minorHAnsi"/>
+                                <w:b/>
+                                <w:color w:val="FF0000"/>
+                                <w:sz w:val="28"/>
+                              </w:rPr>
+                              <w:t xml:space="preserve"> TOPLANTI</w:t>
+                            </w:r>
+                            <w:r>
+                              <w:rPr>
+                                <w:rFonts w:asciiTheme="minorHAnsi" w:eastAsia="Arial" w:hAnsiTheme="minorHAnsi"/>
+                                <w:b/>
+                                <w:color w:val="FF0000"/>
+                                <w:sz w:val="28"/>
+                              </w:rPr>
+                              <w:t>LARI</w:t>
+                            </w:r>
+                          </w:p>
+                          <w:p>
+                            <w:pPr>
+                              <w:pStyle w:val="Default"/>
+                              <w:numPr>
+                                <w:ilvl w:val="0"/>
+                                <w:numId w:val="21"/>
+                              </w:numPr>
+                              <w:ind w:left="180" w:hanging="180"/>
+                              <w:rPr>
+                                <w:rFonts w:asciiTheme="minorHAnsi" w:eastAsia="Arial" w:hAnsiTheme="minorHAnsi"/>
+                                <w:b/>
+                                <w:color w:val="auto"/>
+                              </w:rPr>
+                            </w:pPr>
+                            <w:r>
+                              <w:rPr>
+                                <w:rFonts w:asciiTheme="minorHAnsi" w:eastAsia="Arial" w:hAnsiTheme="minorHAnsi"/>
+                                <w:b/>
+                                <w:color w:val="auto"/>
+                              </w:rPr>
+                              <w:t>PROGRAM YÖNETİCİLERİ İLE</w:t>
+                            </w:r>
+                            <w:r>
+                              <w:rPr>
+                                <w:rFonts w:asciiTheme="minorHAnsi" w:eastAsia="Arial" w:hAnsiTheme="minorHAnsi"/>
+                                <w:b/>
+                                <w:color w:val="auto"/>
+                              </w:rPr>
+                              <w:t xml:space="preserve"> </w:t>
+                            </w:r>
+                            <w:r>
+                              <w:rPr>
+                                <w:rFonts w:asciiTheme="minorHAnsi" w:eastAsia="Arial" w:hAnsiTheme="minorHAnsi"/>
+                                <w:b/>
+                                <w:color w:val="auto"/>
+                              </w:rPr>
+                              <w:t>GÖRÜŞME</w:t>
+                            </w:r>
+                          </w:p>
+                        </w:txbxContent>
+                      </wps:txbx>
+                      <wps:bodyPr rot="0" spcFirstLastPara="0" vertOverflow="overflow" horzOverflow="overflow" vert="horz" wrap="square" lIns="91440" tIns="45720" rIns="91440" bIns="45720" numCol="1" spcCol="0" rtlCol="0" fromWordArt="0" anchor="t" anchorCtr="0" forceAA="0" compatLnSpc="1">
+                        <a:prstTxWarp prst="textNoShape">
+                          <a:avLst/>
+                        </a:prstTxWarp>
+                        <a:noAutofit/>
+                      </wps:bodyPr>
+                    </wps:wsp>
+                  </a:graphicData>
+                </a:graphic>
+                <wp14:sizeRelH relativeFrom="margin">
+                  <wp14:pctWidth>0</wp14:pctWidth>
+                </wp14:sizeRelH>
+                <wp14:sizeRelV relativeFrom="margin">
+                  <wp14:pctHeight>0</wp14:pctHeight>
+                </wp14:sizeRelV>
+              </wp:anchor>
+            </w:drawing>
+          </mc:Choice>
+          <mc:Fallback xmlns:cx2="http://schemas.microsoft.com/office/drawing/2015/10/21/chartex" xmlns:cx3="http://schemas.microsoft.com/office/drawing/2016/5/9/chartex" xmlns:cx4="http://schemas.microsoft.com/office/drawing/2016/5/10/chartex" xmlns:cx5="http://schemas.microsoft.com/office/drawing/2016/5/11/chartex" xmlns:cx6="http://schemas.microsoft.com/office/drawing/2016/5/12/chartex" xmlns:cx7="http://schemas.microsoft.com/office/drawing/2016/5/13/chartex" xmlns:cx8="http://schemas.microsoft.com/office/drawing/2016/5/14/chartex" xmlns:aink="http://schemas.microsoft.com/office/drawing/2016/ink" xmlns:am3d="http://schemas.microsoft.com/office/drawing/2017/model3d" xmlns:w16cex="http://schemas.microsoft.com/office/word/2018/wordml/cex" xmlns:w16cid="http://schemas.microsoft.com/office/word/2016/wordml/cid" xmlns:w16="http://schemas.microsoft.com/office/word/2018/wordml" xmlns:w16sdtdh="http://schemas.microsoft.com/office/word/2020/wordml/sdtdatahash">
+            <w:pict>
+              <v:shapetype w14:anchorId="1A89F001" id="_x0000_t202" coordsize="21600,21600" o:spt="202" path="m,l,21600r21600,l21600,xe">
+                <v:stroke joinstyle="miter"/>
+                <v:path gradientshapeok="t" o:connecttype="rect"/>
+              </v:shapetype>
+              <v:shape id="Metin Kutusu 1" o:spid="_x0000_s1026" type="#_x0000_t202" style="position:absolute;left:0;text-align:left;margin-left:-3pt;margin-top:3.35pt;width:440.35pt;height:46.5pt;z-index:251659264;visibility:visible;mso-wrap-style:square;mso-width-percent:0;mso-height-percent:0;mso-wrap-distance-left:9pt;mso-wrap-distance-top:0;mso-wrap-distance-right:9pt;mso-wrap-distance-bottom:0;mso-position-horizontal:absolute;mso-position-horizontal-relative:text;mso-position-vertical:absolute;mso-position-vertical-relative:text;mso-width-percent:0;mso-height-percent:0;mso-width-relative:margin;mso-height-relative:margin;v-text-anchor:top" o:gfxdata="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" fillcolor="white [3201]" stroked="f" strokeweight="1pt">
+                <v:shadow on="t" color="black" offset="0,1pt"/>
+                <v:textbox>
+                  <w:txbxContent>
+                    <w:p>
+                      <w:pPr>
+                        <w:pStyle w:val="Default"/>
+                        <w:ind w:left="928"/>
+                        <w:jc w:val="center"/>
+                        <w:rPr>
+                          <w:rFonts w:asciiTheme="minorHAnsi" w:eastAsia="Arial" w:hAnsiTheme="minorHAnsi"/>
+                          <w:color w:val="FF0000"/>
+                          <w:sz w:val="28"/>
+                        </w:rPr>
+                      </w:pPr>
+                      <w:r>
+                        <w:rPr>
+                          <w:rFonts w:asciiTheme="minorHAnsi" w:eastAsia="Arial" w:hAnsiTheme="minorHAnsi"/>
+                          <w:b/>
+                          <w:color w:val="FF0000"/>
+                          <w:sz w:val="28"/>
+                        </w:rPr>
+                        <w:t>0.GÜN</w:t>
+                      </w:r>
+                      <w:r>
+                        <w:rPr>
+                          <w:rFonts w:asciiTheme="minorHAnsi" w:eastAsia="Arial" w:hAnsiTheme="minorHAnsi"/>
+                          <w:b/>
+                          <w:color w:val="FF0000"/>
+                          <w:sz w:val="28"/>
+                        </w:rPr>
+                        <w:t xml:space="preserve"> TOPLANTI</w:t>
+                      </w:r>
+                      <w:r>
+                        <w:rPr>
+                          <w:rFonts w:asciiTheme="minorHAnsi" w:eastAsia="Arial" w:hAnsiTheme="minorHAnsi"/>
+                          <w:b/>
+                          <w:color w:val="FF0000"/>
+                          <w:sz w:val="28"/>
+                        </w:rPr>
+                        <w:t>LARI</w:t>
+                      </w:r>
+                    </w:p>
+                    <w:p>
+                      <w:pPr>
+                        <w:pStyle w:val="Default"/>
+                        <w:numPr>
+                          <w:ilvl w:val="0"/>
+                          <w:numId w:val="21"/>
+                        </w:numPr>
+                        <w:ind w:left="180" w:hanging="180"/>
+                        <w:rPr>
+                          <w:rFonts w:asciiTheme="minorHAnsi" w:eastAsia="Arial" w:hAnsiTheme="minorHAnsi"/>
+                          <w:b/>
+                          <w:color w:val="auto"/>
+                        </w:rPr>
+                      </w:pPr>
+                      <w:r>
+                        <w:rPr>
+                          <w:rFonts w:asciiTheme="minorHAnsi" w:eastAsia="Arial" w:hAnsiTheme="minorHAnsi"/>
+                          <w:b/>
+                          <w:color w:val="auto"/>
+                        </w:rPr>
+                        <w:t>PROGRAM YÖNETİCİLERİ İLE</w:t>
+                      </w:r>
+                      <w:r>
+                        <w:rPr>
+                          <w:rFonts w:asciiTheme="minorHAnsi" w:eastAsia="Arial" w:hAnsiTheme="minorHAnsi"/>
+                          <w:b/>
+                          <w:color w:val="auto"/>
+                        </w:rPr>
+                        <w:t xml:space="preserve"> </w:t>
+                      </w:r>
+                      <w:r>
+                        <w:rPr>
+                          <w:rFonts w:asciiTheme="minorHAnsi" w:eastAsia="Arial" w:hAnsiTheme="minorHAnsi"/>
+                          <w:b/>
+                          <w:color w:val="auto"/>
+                        </w:rPr>
+                        <w:t>GÖRÜŞME</w:t>
+                      </w:r>
+                    </w:p>
+                  </w:txbxContent>
+                </v:textbox>
+              </v:shape>
+            </w:pict>
+          </mc:Fallback>
+        </mc:AlternateContent>
+      </w:r>
       <w:r>
         <w:rPr>
           <w:rFonts w:ascii="Times New Roman" w:hAnsi="Times New Roman" w:cs="Times New Roman"/>
@@ -158,16 +447,16 @@
         <mc:AlternateContent>
           <mc:Choice Requires="wps">
             <w:drawing>
-              <wp:anchor distT="0" distB="0" distL="114300" distR="114300" simplePos="0" relativeHeight="251676672" behindDoc="0" locked="0" layoutInCell="1" allowOverlap="1" wp14:anchorId="0AF96CDC" wp14:editId="3FC77975">
+              <wp:anchor distT="0" distB="0" distL="114300" distR="114300" simplePos="0" relativeHeight="251676672" behindDoc="0" locked="0" layoutInCell="1" allowOverlap="1" wp14:anchorId="0AF96CDC" wp14:editId="46491FF0">
                 <wp:simplePos x="0" y="0"/>
                 <wp:positionH relativeFrom="column">
-                  <wp:posOffset>6442710</wp:posOffset>
+                  <wp:posOffset>6438900</wp:posOffset>
                 </wp:positionH>
                 <wp:positionV relativeFrom="paragraph">
-                  <wp:posOffset>17780</wp:posOffset>
+                  <wp:posOffset>13970</wp:posOffset>
                 </wp:positionV>
-                <wp:extent cx="3589020" cy="2084070"/>
-                <wp:effectExtent l="133350" t="114300" r="125730" b="144780"/>
+                <wp:extent cx="3589020" cy="2200275"/>
+                <wp:effectExtent l="133350" t="133350" r="125730" b="161925"/>
                 <wp:wrapNone/>
                 <wp:docPr id="17" name="Metin Kutusu 17"/>
                 <wp:cNvGraphicFramePr/>
@@ -178,7 +467,7 @@
                       <wps:spPr>
                         <a:xfrm>
                           <a:off x="0" y="0"/>
-                          <a:ext cx="3589020" cy="2084070"/>
+                          <a:ext cx="3589020" cy="2200275"/>
                         </a:xfrm>
                         <a:prstGeom prst="rect">
                           <a:avLst/>
@@ -301,79 +590,7 @@
                                 <w:sz w:val="24"/>
                                 <w:szCs w:val="24"/>
                               </w:rPr>
-                              <w:t>Program</w:t>
-                            </w:r>
-                            <w:r>
-                              <w:rPr>
-                                <w:rFonts w:asciiTheme="minorHAnsi" w:hAnsiTheme="minorHAnsi"/>
-                                <w:sz w:val="24"/>
-                                <w:szCs w:val="24"/>
-                              </w:rPr>
-                              <w:t xml:space="preserve"> ziyareti sırasında hazır bulundurulması istenen ek kanıt/belgelerin </w:t>
-                            </w:r>
-                            <w:r>
-                              <w:rPr>
-                                <w:rFonts w:asciiTheme="minorHAnsi" w:hAnsiTheme="minorHAnsi"/>
-                                <w:sz w:val="24"/>
-                                <w:szCs w:val="24"/>
-                              </w:rPr>
-                              <w:t>incelen</w:t>
-                            </w:r>
-                            <w:r>
-                              <w:rPr>
-                                <w:rFonts w:asciiTheme="minorHAnsi" w:hAnsiTheme="minorHAnsi"/>
-                                <w:sz w:val="24"/>
-                                <w:szCs w:val="24"/>
-                              </w:rPr>
-                              <w:t xml:space="preserve">erek Form </w:t>
-                            </w:r>
-                            <w:r>
-                              <w:rPr>
-                                <w:rFonts w:asciiTheme="minorHAnsi" w:hAnsiTheme="minorHAnsi"/>
-                                <w:sz w:val="24"/>
-                                <w:szCs w:val="24"/>
-                              </w:rPr>
-                              <w:t>2</w:t>
-                            </w:r>
-                            <w:r>
-                              <w:rPr>
-                                <w:rFonts w:asciiTheme="minorHAnsi" w:hAnsiTheme="minorHAnsi"/>
-                                <w:sz w:val="24"/>
-                                <w:szCs w:val="24"/>
-                              </w:rPr>
-                              <w:t>-</w:t>
-                            </w:r>
-                            <w:r>
-                              <w:rPr>
-                                <w:rFonts w:asciiTheme="minorHAnsi" w:hAnsiTheme="minorHAnsi"/>
-                                <w:sz w:val="24"/>
-                                <w:szCs w:val="24"/>
-                              </w:rPr>
-                              <w:t>3</w:t>
-                            </w:r>
-                            <w:r>
-                              <w:rPr>
-                                <w:rFonts w:asciiTheme="minorHAnsi" w:hAnsiTheme="minorHAnsi"/>
-                                <w:sz w:val="24"/>
-                                <w:szCs w:val="24"/>
-                              </w:rPr>
-                              <w:t>-</w:t>
-                            </w:r>
-                            <w:r>
-                              <w:rPr>
-                                <w:rFonts w:asciiTheme="minorHAnsi" w:hAnsiTheme="minorHAnsi"/>
-                                <w:sz w:val="24"/>
-                                <w:szCs w:val="24"/>
-                              </w:rPr>
-                              <w:t>4</w:t>
-                            </w:r>
-                            <w:r>
-                              <w:rPr>
-                                <w:rFonts w:asciiTheme="minorHAnsi" w:hAnsiTheme="minorHAnsi"/>
-                                <w:sz w:val="24"/>
-                                <w:szCs w:val="24"/>
-                              </w:rPr>
-                              <w:t xml:space="preserve"> için gerekli düzenlemelerin yapılması </w:t>
+                              <w:t>Görüşme yapılacak kişilerin listelenmesi ve program akreditasyon komisyonu ile paylaşılması (program yöneticileri, akademik ve idari personel, her sınıftan öğrenci, dış paydaşlar)</w:t>
                             </w:r>
                           </w:p>
                           <w:p>
@@ -408,8 +625,92 @@
                                 <w:sz w:val="24"/>
                                 <w:szCs w:val="24"/>
                               </w:rPr>
-                              <w:t>Görüşme yapılacak kişilerin listelenmesi ve program akreditasyon komisyonu ile paylaşılması (program yöneticileri, akademik ve idari personel, her sınıftan öğrenci, dış paydaşlar)</w:t>
-                            </w:r>
+                              <w:t>Program</w:t>
+                            </w:r>
+                            <w:r>
+                              <w:rPr>
+                                <w:rFonts w:asciiTheme="minorHAnsi" w:hAnsiTheme="minorHAnsi"/>
+                                <w:sz w:val="24"/>
+                                <w:szCs w:val="24"/>
+                              </w:rPr>
+                              <w:t xml:space="preserve"> ziyareti sırasında hazır bulundurulması istenen ek kanıt/belgelerin </w:t>
+                            </w:r>
+                            <w:r>
+                              <w:rPr>
+                                <w:rFonts w:asciiTheme="minorHAnsi" w:hAnsiTheme="minorHAnsi"/>
+                                <w:sz w:val="24"/>
+                                <w:szCs w:val="24"/>
+                              </w:rPr>
+                              <w:t>incelen</w:t>
+                            </w:r>
+                            <w:r>
+                              <w:rPr>
+                                <w:rFonts w:asciiTheme="minorHAnsi" w:hAnsiTheme="minorHAnsi"/>
+                                <w:sz w:val="24"/>
+                                <w:szCs w:val="24"/>
+                              </w:rPr>
+                              <w:t xml:space="preserve">erek Form </w:t>
+                            </w:r>
+                            <w:r>
+                              <w:rPr>
+                                <w:rFonts w:asciiTheme="minorHAnsi" w:hAnsiTheme="minorHAnsi"/>
+                                <w:sz w:val="24"/>
+                                <w:szCs w:val="24"/>
+                              </w:rPr>
+                              <w:t>2</w:t>
+                            </w:r>
+                            <w:r>
+                              <w:rPr>
+                                <w:rFonts w:asciiTheme="minorHAnsi" w:hAnsiTheme="minorHAnsi"/>
+                                <w:sz w:val="24"/>
+                                <w:szCs w:val="24"/>
+                              </w:rPr>
+                              <w:t>-</w:t>
+                            </w:r>
+                            <w:r>
+                              <w:rPr>
+                                <w:rFonts w:asciiTheme="minorHAnsi" w:hAnsiTheme="minorHAnsi"/>
+                                <w:sz w:val="24"/>
+                                <w:szCs w:val="24"/>
+                              </w:rPr>
+                              <w:t>3</w:t>
+                            </w:r>
+                            <w:r>
+                              <w:rPr>
+                                <w:rFonts w:asciiTheme="minorHAnsi" w:hAnsiTheme="minorHAnsi"/>
+                                <w:sz w:val="24"/>
+                                <w:szCs w:val="24"/>
+                              </w:rPr>
+                              <w:t>-</w:t>
+                            </w:r>
+                            <w:r>
+                              <w:rPr>
+                                <w:rFonts w:asciiTheme="minorHAnsi" w:hAnsiTheme="minorHAnsi"/>
+                                <w:sz w:val="24"/>
+                                <w:szCs w:val="24"/>
+                              </w:rPr>
+                              <w:t>4</w:t>
+                            </w:r>
+                            <w:r>
+                              <w:rPr>
+                                <w:rFonts w:asciiTheme="minorHAnsi" w:hAnsiTheme="minorHAnsi"/>
+                                <w:sz w:val="24"/>
+                                <w:szCs w:val="24"/>
+                              </w:rPr>
+                              <w:t xml:space="preserve"> için gerekli düzenlemelerin yapılması </w:t>
+                            </w:r>
+                          </w:p>
+                          <w:p>
+                            <w:pPr>
+                              <w:pStyle w:val="AralkYok"/>
+                              <w:ind w:left="720"/>
+                              <w:jc w:val="both"/>
+                              <w:rPr>
+                                <w:rFonts w:asciiTheme="minorHAnsi" w:hAnsiTheme="minorHAnsi"/>
+                                <w:sz w:val="24"/>
+                                <w:szCs w:val="24"/>
+                              </w:rPr>
+                            </w:pPr>
                           </w:p>
                         </w:txbxContent>
                       </wps:txbx>
@@ -431,13 +732,9 @@
               </wp:anchor>
             </w:drawing>
           </mc:Choice>
-          <mc:Fallback>
+          <mc:Fallback xmlns:cx2="http://schemas.microsoft.com/office/drawing/2015/10/21/chartex" xmlns:cx3="http://schemas.microsoft.com/office/drawing/2016/5/9/chartex" xmlns:cx4="http://schemas.microsoft.com/office/drawing/2016/5/10/chartex" xmlns:cx5="http://schemas.microsoft.com/office/drawing/2016/5/11/chartex" xmlns:cx6="http://schemas.microsoft.com/office/drawing/2016/5/12/chartex" xmlns:cx7="http://schemas.microsoft.com/office/drawing/2016/5/13/chartex" xmlns:cx8="http://schemas.microsoft.com/office/drawing/2016/5/14/chartex" xmlns:aink="http://schemas.microsoft.com/office/drawing/2016/ink" xmlns:am3d="http://schemas.microsoft.com/office/drawing/2017/model3d" xmlns:w16cex="http://schemas.microsoft.com/office/word/2018/wordml/cex" xmlns:w16cid="http://schemas.microsoft.com/office/word/2016/wordml/cid" xmlns:w16="http://schemas.microsoft.com/office/word/2018/wordml" xmlns:w16sdtdh="http://schemas.microsoft.com/office/word/2020/wordml/sdtdatahash">
             <w:pict>
-              <v:shapetype w14:anchorId="0AF96CDC" id="_x0000_t202" coordsize="21600,21600" o:spt="202" path="m,l,21600r21600,l21600,xe">
-                <v:stroke joinstyle="miter"/>
-                <v:path gradientshapeok="t" o:connecttype="rect"/>
-              </v:shapetype>
-              <v:shape id="Metin Kutusu 17" o:spid="_x0000_s1026" type="#_x0000_t202" style="position:absolute;left:0;text-align:left;margin-left:507.3pt;margin-top:1.4pt;width:282.6pt;height:164.1pt;z-index:251676672;visibility:visible;mso-wrap-style:square;mso-width-percent:0;mso-height-percent:0;mso-wrap-distance-left:9pt;mso-wrap-distance-top:0;mso-wrap-distance-right:9pt;mso-wrap-distance-bottom:0;mso-position-horizontal:absolute;mso-position-horizontal-relative:text;mso-position-vertical:absolute;mso-position-vertical-relative:text;mso-width-percent:0;mso-height-percent:0;mso-width-relative:margin;mso-height-relative:margin;v-text-anchor:top" o:gfxdata="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" fillcolor="white [3201]" stroked="f" strokeweight=".5pt">
+              <v:shape w14:anchorId="0AF96CDC" id="Metin Kutusu 17" o:spid="_x0000_s1027" type="#_x0000_t202" style="position:absolute;left:0;text-align:left;margin-left:507pt;margin-top:1.1pt;width:282.6pt;height:173.25pt;z-index:251676672;visibility:visible;mso-wrap-style:square;mso-width-percent:0;mso-height-percent:0;mso-wrap-distance-left:9pt;mso-wrap-distance-top:0;mso-wrap-distance-right:9pt;mso-wrap-distance-bottom:0;mso-position-horizontal:absolute;mso-position-horizontal-relative:text;mso-position-vertical:absolute;mso-position-vertical-relative:text;mso-width-percent:0;mso-height-percent:0;mso-width-relative:margin;mso-height-relative:margin;v-text-anchor:top" o:gfxdata="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" fillcolor="white [3201]" stroked="f" strokeweight=".5pt">
                 <v:shadow on="t" color="black" offset="0,1pt"/>
                 <v:textbox>
                   <w:txbxContent>
@@ -517,79 +814,7 @@
                           <w:sz w:val="24"/>
                           <w:szCs w:val="24"/>
                         </w:rPr>
-                        <w:t>Program</w:t>
-                      </w:r>
-                      <w:r>
-                        <w:rPr>
-                          <w:rFonts w:asciiTheme="minorHAnsi" w:hAnsiTheme="minorHAnsi"/>
-                          <w:sz w:val="24"/>
-                          <w:szCs w:val="24"/>
-                        </w:rPr>
-                        <w:t xml:space="preserve"> ziyareti sırasında hazır bulundurulması istenen ek kanıt/belgelerin </w:t>
-                      </w:r>
-                      <w:r>
-                        <w:rPr>
-                          <w:rFonts w:asciiTheme="minorHAnsi" w:hAnsiTheme="minorHAnsi"/>
-                          <w:sz w:val="24"/>
-                          <w:szCs w:val="24"/>
-                        </w:rPr>
-                        <w:t>incelen</w:t>
-                      </w:r>
-                      <w:r>
-                        <w:rPr>
-                          <w:rFonts w:asciiTheme="minorHAnsi" w:hAnsiTheme="minorHAnsi"/>
-                          <w:sz w:val="24"/>
-                          <w:szCs w:val="24"/>
-                        </w:rPr>
-                        <w:t xml:space="preserve">erek Form </w:t>
-                      </w:r>
-                      <w:r>
-                        <w:rPr>
-                          <w:rFonts w:asciiTheme="minorHAnsi" w:hAnsiTheme="minorHAnsi"/>
-                          <w:sz w:val="24"/>
-                          <w:szCs w:val="24"/>
-                        </w:rPr>
-                        <w:t>2</w:t>
-                      </w:r>
-                      <w:r>
-                        <w:rPr>
-                          <w:rFonts w:asciiTheme="minorHAnsi" w:hAnsiTheme="minorHAnsi"/>
-                          <w:sz w:val="24"/>
-                          <w:szCs w:val="24"/>
-                        </w:rPr>
-                        <w:t>-</w:t>
-                      </w:r>
-                      <w:r>
-                        <w:rPr>
-                          <w:rFonts w:asciiTheme="minorHAnsi" w:hAnsiTheme="minorHAnsi"/>
-                          <w:sz w:val="24"/>
-                          <w:szCs w:val="24"/>
-                        </w:rPr>
-                        <w:t>3</w:t>
-                      </w:r>
-                      <w:r>
-                        <w:rPr>
-                          <w:rFonts w:asciiTheme="minorHAnsi" w:hAnsiTheme="minorHAnsi"/>
-                          <w:sz w:val="24"/>
-                          <w:szCs w:val="24"/>
-                        </w:rPr>
-                        <w:t>-</w:t>
-                      </w:r>
-                      <w:r>
-                        <w:rPr>
-                          <w:rFonts w:asciiTheme="minorHAnsi" w:hAnsiTheme="minorHAnsi"/>
-                          <w:sz w:val="24"/>
-                          <w:szCs w:val="24"/>
-                        </w:rPr>
-                        <w:t>4</w:t>
-                      </w:r>
-                      <w:r>
-                        <w:rPr>
-                          <w:rFonts w:asciiTheme="minorHAnsi" w:hAnsiTheme="minorHAnsi"/>
-                          <w:sz w:val="24"/>
-                          <w:szCs w:val="24"/>
-                        </w:rPr>
-                        <w:t xml:space="preserve"> için gerekli düzenlemelerin yapılması </w:t>
+                        <w:t>Görüşme yapılacak kişilerin listelenmesi ve program akreditasyon komisyonu ile paylaşılması (program yöneticileri, akademik ve idari personel, her sınıftan öğrenci, dış paydaşlar)</w:t>
                       </w:r>
                     </w:p>
                     <w:p>
@@ -624,8 +849,92 @@
                           <w:sz w:val="24"/>
                           <w:szCs w:val="24"/>
                         </w:rPr>
-                        <w:t>Görüşme yapılacak kişilerin listelenmesi ve program akreditasyon komisyonu ile paylaşılması (program yöneticileri, akademik ve idari personel, her sınıftan öğrenci, dış paydaşlar)</w:t>
-                      </w:r>
+                        <w:t>Program</w:t>
+                      </w:r>
+                      <w:r>
+                        <w:rPr>
+                          <w:rFonts w:asciiTheme="minorHAnsi" w:hAnsiTheme="minorHAnsi"/>
+                          <w:sz w:val="24"/>
+                          <w:szCs w:val="24"/>
+                        </w:rPr>
+                        <w:t xml:space="preserve"> ziyareti sırasında hazır bulundurulması istenen ek kanıt/belgelerin </w:t>
+                      </w:r>
+                      <w:r>
+                        <w:rPr>
+                          <w:rFonts w:asciiTheme="minorHAnsi" w:hAnsiTheme="minorHAnsi"/>
+                          <w:sz w:val="24"/>
+                          <w:szCs w:val="24"/>
+                        </w:rPr>
+                        <w:t>incelen</w:t>
+                      </w:r>
+                      <w:r>
+                        <w:rPr>
+                          <w:rFonts w:asciiTheme="minorHAnsi" w:hAnsiTheme="minorHAnsi"/>
+                          <w:sz w:val="24"/>
+                          <w:szCs w:val="24"/>
+                        </w:rPr>
+                        <w:t xml:space="preserve">erek Form </w:t>
+                      </w:r>
+                      <w:r>
+                        <w:rPr>
+                          <w:rFonts w:asciiTheme="minorHAnsi" w:hAnsiTheme="minorHAnsi"/>
+                          <w:sz w:val="24"/>
+                          <w:szCs w:val="24"/>
+                        </w:rPr>
+                        <w:t>2</w:t>
+                      </w:r>
+                      <w:r>
+                        <w:rPr>
+                          <w:rFonts w:asciiTheme="minorHAnsi" w:hAnsiTheme="minorHAnsi"/>
+                          <w:sz w:val="24"/>
+                          <w:szCs w:val="24"/>
+                        </w:rPr>
+                        <w:t>-</w:t>
+                      </w:r>
+                      <w:r>
+                        <w:rPr>
+                          <w:rFonts w:asciiTheme="minorHAnsi" w:hAnsiTheme="minorHAnsi"/>
+                          <w:sz w:val="24"/>
+                          <w:szCs w:val="24"/>
+                        </w:rPr>
+                        <w:t>3</w:t>
+                      </w:r>
+                      <w:r>
+                        <w:rPr>
+                          <w:rFonts w:asciiTheme="minorHAnsi" w:hAnsiTheme="minorHAnsi"/>
+                          <w:sz w:val="24"/>
+                          <w:szCs w:val="24"/>
+                        </w:rPr>
+                        <w:t>-</w:t>
+                      </w:r>
+                      <w:r>
+                        <w:rPr>
+                          <w:rFonts w:asciiTheme="minorHAnsi" w:hAnsiTheme="minorHAnsi"/>
+                          <w:sz w:val="24"/>
+                          <w:szCs w:val="24"/>
+                        </w:rPr>
+                        <w:t>4</w:t>
+                      </w:r>
+                      <w:r>
+                        <w:rPr>
+                          <w:rFonts w:asciiTheme="minorHAnsi" w:hAnsiTheme="minorHAnsi"/>
+                          <w:sz w:val="24"/>
+                          <w:szCs w:val="24"/>
+                        </w:rPr>
+                        <w:t xml:space="preserve"> için gerekli düzenlemelerin yapılması </w:t>
+                      </w:r>
+                    </w:p>
+                    <w:p>
+                      <w:pPr>
+                        <w:pStyle w:val="AralkYok"/>
+                        <w:ind w:left="720"/>
+                        <w:jc w:val="both"/>
+                        <w:rPr>
+                          <w:rFonts w:asciiTheme="minorHAnsi" w:hAnsiTheme="minorHAnsi"/>
+                          <w:sz w:val="24"/>
+                          <w:szCs w:val="24"/>
+                        </w:rPr>
+                      </w:pPr>
                     </w:p>
                   </w:txbxContent>
                 </v:textbox>
@@ -634,6 +943,16 @@
           </mc:Fallback>
         </mc:AlternateContent>
       </w:r>
+    </w:p>
+    <w:p>
+      <w:pPr>
+        <w:jc w:val="center"/>
+        <w:rPr>
+          <w:rFonts w:ascii="Times New Roman" w:hAnsi="Times New Roman" w:cs="Times New Roman"/>
+          <w:sz w:val="24"/>
+          <w:szCs w:val="24"/>
+        </w:rPr>
+      </w:pPr>
       <w:r>
         <w:rPr>
           <w:rFonts w:ascii="Times New Roman" w:hAnsi="Times New Roman" w:cs="Times New Roman"/>
@@ -645,764 +964,13 @@
         <mc:AlternateContent>
           <mc:Choice Requires="wps">
             <w:drawing>
-              <wp:anchor distT="0" distB="0" distL="114300" distR="114300" simplePos="0" relativeHeight="251659264" behindDoc="0" locked="0" layoutInCell="1" allowOverlap="1" wp14:anchorId="1A89F001" wp14:editId="3FB692AF">
+              <wp:anchor distT="0" distB="0" distL="114300" distR="114300" simplePos="0" relativeHeight="251706368" behindDoc="0" locked="0" layoutInCell="1" allowOverlap="1" wp14:anchorId="133512A9" wp14:editId="3FA1D946">
                 <wp:simplePos x="0" y="0"/>
                 <wp:positionH relativeFrom="column">
-                  <wp:posOffset>-38100</wp:posOffset>
+                  <wp:posOffset>5756910</wp:posOffset>
                 </wp:positionH>
                 <wp:positionV relativeFrom="paragraph">
-                  <wp:posOffset>42545</wp:posOffset>
-                </wp:positionV>
-                <wp:extent cx="5592462" cy="1771650"/>
-                <wp:effectExtent l="133350" t="133350" r="141605" b="152400"/>
-                <wp:wrapNone/>
-                <wp:docPr id="1" name="Metin Kutusu 1"/>
-                <wp:cNvGraphicFramePr/>
-                <a:graphic xmlns:a="http://schemas.openxmlformats.org/drawingml/2006/main">
-                  <a:graphicData uri="http://schemas.microsoft.com/office/word/2010/wordprocessingShape">
-                    <wps:wsp>
-                      <wps:cNvSpPr txBox="1"/>
-                      <wps:spPr>
-                        <a:xfrm>
-                          <a:off x="0" y="0"/>
-                          <a:ext cx="5592462" cy="1771650"/>
-                        </a:xfrm>
-                        <a:prstGeom prst="rect">
-                          <a:avLst/>
-                        </a:prstGeom>
-                        <a:ln>
-                          <a:noFill/>
-                        </a:ln>
-                        <a:effectLst>
-                          <a:outerShdw blurRad="107950" dist="12700" dir="5400000" algn="ctr">
-                            <a:srgbClr val="000000"/>
-                          </a:outerShdw>
-                        </a:effectLst>
-                        <a:scene3d>
-                          <a:camera prst="orthographicFront">
-                            <a:rot lat="0" lon="0" rev="0"/>
-                          </a:camera>
-                          <a:lightRig rig="soft" dir="t">
-                            <a:rot lat="0" lon="0" rev="0"/>
-                          </a:lightRig>
-                        </a:scene3d>
-                        <a:sp3d contourW="44450" prstMaterial="matte">
-                          <a:bevelT w="63500" h="63500" prst="artDeco"/>
-                          <a:contourClr>
-                            <a:srgbClr val="FFFFFF"/>
-                          </a:contourClr>
-                        </a:sp3d>
-                      </wps:spPr>
-                      <wps:style>
-                        <a:lnRef idx="2">
-                          <a:schemeClr val="dk1"/>
-                        </a:lnRef>
-                        <a:fillRef idx="1">
-                          <a:schemeClr val="lt1"/>
-                        </a:fillRef>
-                        <a:effectRef idx="0">
-                          <a:schemeClr val="dk1"/>
-                        </a:effectRef>
-                        <a:fontRef idx="minor">
-                          <a:schemeClr val="dk1"/>
-                        </a:fontRef>
-                      </wps:style>
-                      <wps:txbx>
-                        <w:txbxContent>
-                          <w:p>
-                            <w:pPr>
-                              <w:pStyle w:val="Default"/>
-                              <w:ind w:left="928"/>
-                              <w:jc w:val="center"/>
-                              <w:rPr>
-                                <w:rFonts w:asciiTheme="minorHAnsi" w:eastAsia="Arial" w:hAnsiTheme="minorHAnsi"/>
-                                <w:color w:val="FF0000"/>
-                                <w:sz w:val="28"/>
-                              </w:rPr>
-                            </w:pPr>
-                            <w:r>
-                              <w:rPr>
-                                <w:rFonts w:asciiTheme="minorHAnsi" w:eastAsia="Arial" w:hAnsiTheme="minorHAnsi"/>
-                                <w:b/>
-                                <w:color w:val="FF0000"/>
-                                <w:sz w:val="28"/>
-                              </w:rPr>
-                              <w:t>0.GÜN</w:t>
-                            </w:r>
-                            <w:r>
-                              <w:rPr>
-                                <w:rFonts w:asciiTheme="minorHAnsi" w:eastAsia="Arial" w:hAnsiTheme="minorHAnsi"/>
-                                <w:b/>
-                                <w:color w:val="FF0000"/>
-                                <w:sz w:val="28"/>
-                              </w:rPr>
-                              <w:t xml:space="preserve"> TOPLANTI</w:t>
-                            </w:r>
-                            <w:r>
-                              <w:rPr>
-                                <w:rFonts w:asciiTheme="minorHAnsi" w:eastAsia="Arial" w:hAnsiTheme="minorHAnsi"/>
-                                <w:b/>
-                                <w:color w:val="FF0000"/>
-                                <w:sz w:val="28"/>
-                              </w:rPr>
-                              <w:t>LARI</w:t>
-                            </w:r>
-                          </w:p>
-                          <w:p>
-                            <w:pPr>
-                              <w:pStyle w:val="Default"/>
-                              <w:numPr>
-                                <w:ilvl w:val="0"/>
-                                <w:numId w:val="21"/>
-                              </w:numPr>
-                              <w:ind w:left="180" w:hanging="180"/>
-                              <w:rPr>
-                                <w:rFonts w:asciiTheme="minorHAnsi" w:eastAsia="Arial" w:hAnsiTheme="minorHAnsi"/>
-                                <w:b/>
-                                <w:color w:val="auto"/>
-                              </w:rPr>
-                            </w:pPr>
-                            <w:r>
-                              <w:rPr>
-                                <w:rFonts w:asciiTheme="minorHAnsi" w:eastAsia="Arial" w:hAnsiTheme="minorHAnsi"/>
-                                <w:b/>
-                                <w:color w:val="auto"/>
-                              </w:rPr>
-                              <w:t>PROGRAM YÖNETİCİLERİ İLE</w:t>
-                            </w:r>
-                            <w:r>
-                              <w:rPr>
-                                <w:rFonts w:asciiTheme="minorHAnsi" w:eastAsia="Arial" w:hAnsiTheme="minorHAnsi"/>
-                                <w:b/>
-                                <w:color w:val="auto"/>
-                              </w:rPr>
-                              <w:t xml:space="preserve"> </w:t>
-                            </w:r>
-                            <w:r>
-                              <w:rPr>
-                                <w:rFonts w:asciiTheme="minorHAnsi" w:eastAsia="Arial" w:hAnsiTheme="minorHAnsi"/>
-                                <w:b/>
-                                <w:color w:val="auto"/>
-                              </w:rPr>
-                              <w:t>GÖRÜŞME</w:t>
-                            </w:r>
-                          </w:p>
-                          <w:p>
-                            <w:pPr>
-                              <w:pStyle w:val="Default"/>
-                              <w:numPr>
-                                <w:ilvl w:val="0"/>
-                                <w:numId w:val="21"/>
-                              </w:numPr>
-                              <w:ind w:left="180" w:hanging="180"/>
-                              <w:rPr>
-                                <w:rFonts w:asciiTheme="minorHAnsi" w:eastAsia="Arial" w:hAnsiTheme="minorHAnsi"/>
-                                <w:color w:val="auto"/>
-                              </w:rPr>
-                            </w:pPr>
-                            <w:r>
-                              <w:rPr>
-                                <w:rFonts w:asciiTheme="minorHAnsi" w:eastAsia="Arial" w:hAnsiTheme="minorHAnsi"/>
-                                <w:b/>
-                                <w:color w:val="auto"/>
-                              </w:rPr>
-                              <w:t xml:space="preserve">TAKIM </w:t>
-                            </w:r>
-                            <w:r>
-                              <w:rPr>
-                                <w:rFonts w:asciiTheme="minorHAnsi" w:eastAsia="Arial" w:hAnsiTheme="minorHAnsi"/>
-                                <w:b/>
-                                <w:color w:val="auto"/>
-                              </w:rPr>
-                              <w:t>ÜYELERİ TARAFINDAN</w:t>
-                            </w:r>
-                            <w:r>
-                              <w:rPr>
-                                <w:rFonts w:asciiTheme="minorHAnsi" w:eastAsia="Arial" w:hAnsiTheme="minorHAnsi"/>
-                                <w:b/>
-                                <w:color w:val="auto"/>
-                              </w:rPr>
-                              <w:t xml:space="preserve"> HAZIRLANAN BİREYSEL </w:t>
-                            </w:r>
-                            <w:r>
-                              <w:rPr>
-                                <w:rFonts w:asciiTheme="minorHAnsi" w:eastAsia="Arial" w:hAnsiTheme="minorHAnsi"/>
-                                <w:b/>
-                                <w:color w:val="auto"/>
-                              </w:rPr>
-                              <w:t>RAPORLARIN TÜM</w:t>
-                            </w:r>
-                            <w:r>
-                              <w:rPr>
-                                <w:rFonts w:asciiTheme="minorHAnsi" w:eastAsia="Arial" w:hAnsiTheme="minorHAnsi"/>
-                                <w:b/>
-                                <w:color w:val="auto"/>
-                              </w:rPr>
-                              <w:t xml:space="preserve"> TAKIM ÜYELERİ İLE PAYLAŞILMASI VE GÖRÜŞ ALIŞVERİŞİ YAPILMASI</w:t>
-                            </w:r>
-                          </w:p>
-                          <w:p>
-                            <w:pPr>
-                              <w:pStyle w:val="AralkYok"/>
-                              <w:numPr>
-                                <w:ilvl w:val="0"/>
-                                <w:numId w:val="12"/>
-                              </w:numPr>
-                              <w:rPr>
-                                <w:rFonts w:asciiTheme="minorHAnsi" w:hAnsiTheme="minorHAnsi"/>
-                                <w:sz w:val="24"/>
-                                <w:szCs w:val="24"/>
-                              </w:rPr>
-                            </w:pPr>
-                            <w:r>
-                              <w:rPr>
-                                <w:rFonts w:asciiTheme="minorHAnsi" w:hAnsiTheme="minorHAnsi"/>
-                                <w:sz w:val="24"/>
-                                <w:szCs w:val="24"/>
-                              </w:rPr>
-                              <w:t xml:space="preserve">Eğitim Planı Analizi </w:t>
-                            </w:r>
-                            <w:r>
-                              <w:rPr>
-                                <w:rFonts w:asciiTheme="minorHAnsi" w:hAnsiTheme="minorHAnsi"/>
-                                <w:sz w:val="24"/>
-                                <w:szCs w:val="24"/>
-                              </w:rPr>
-                              <w:t>(Form 1)</w:t>
-                            </w:r>
-                          </w:p>
-                          <w:p>
-                            <w:pPr>
-                              <w:pStyle w:val="ListeParagraf"/>
-                              <w:numPr>
-                                <w:ilvl w:val="0"/>
-                                <w:numId w:val="12"/>
-                              </w:numPr>
-                              <w:spacing w:line="240" w:lineRule="auto"/>
-                              <w:rPr>
-                                <w:sz w:val="24"/>
-                                <w:szCs w:val="24"/>
-                              </w:rPr>
-                            </w:pPr>
-                            <w:r>
-                              <w:rPr>
-                                <w:rFonts w:cs="Times New Roman"/>
-                                <w:sz w:val="24"/>
-                                <w:szCs w:val="24"/>
-                              </w:rPr>
-                              <w:t>Program Değerlendir</w:t>
-                            </w:r>
-                            <w:r>
-                              <w:rPr>
-                                <w:rFonts w:cs="Times New Roman"/>
-                                <w:sz w:val="24"/>
-                                <w:szCs w:val="24"/>
-                              </w:rPr>
-                              <w:t>me</w:t>
-                            </w:r>
-                            <w:r>
-                              <w:rPr>
-                                <w:rFonts w:cs="Times New Roman"/>
-                                <w:sz w:val="24"/>
-                                <w:szCs w:val="24"/>
-                              </w:rPr>
-                              <w:t xml:space="preserve"> Çizelgesi (</w:t>
-                            </w:r>
-                            <w:r>
-                              <w:rPr>
-                                <w:sz w:val="24"/>
-                                <w:szCs w:val="24"/>
-                              </w:rPr>
-                              <w:t xml:space="preserve">Form </w:t>
-                            </w:r>
-                            <w:r>
-                              <w:rPr>
-                                <w:sz w:val="24"/>
-                                <w:szCs w:val="24"/>
-                              </w:rPr>
-                              <w:t>2</w:t>
-                            </w:r>
-                            <w:r>
-                              <w:rPr>
-                                <w:sz w:val="24"/>
-                                <w:szCs w:val="24"/>
-                              </w:rPr>
-                              <w:t>)</w:t>
-                            </w:r>
-                          </w:p>
-                          <w:p>
-                            <w:pPr>
-                              <w:pStyle w:val="ListeParagraf"/>
-                              <w:numPr>
-                                <w:ilvl w:val="0"/>
-                                <w:numId w:val="12"/>
-                              </w:numPr>
-                              <w:spacing w:line="240" w:lineRule="auto"/>
-                              <w:rPr>
-                                <w:sz w:val="24"/>
-                                <w:szCs w:val="24"/>
-                              </w:rPr>
-                            </w:pPr>
-                            <w:r>
-                              <w:rPr>
-                                <w:sz w:val="24"/>
-                                <w:szCs w:val="24"/>
-                              </w:rPr>
-                              <w:t xml:space="preserve">Olgunluk Düzeylerinin Açıklaması </w:t>
-                            </w:r>
-                            <w:r>
-                              <w:rPr>
-                                <w:sz w:val="24"/>
-                                <w:szCs w:val="24"/>
-                              </w:rPr>
-                              <w:t xml:space="preserve">(Form </w:t>
-                            </w:r>
-                            <w:r>
-                              <w:rPr>
-                                <w:sz w:val="24"/>
-                                <w:szCs w:val="24"/>
-                              </w:rPr>
-                              <w:t>3</w:t>
-                            </w:r>
-                            <w:r>
-                              <w:rPr>
-                                <w:sz w:val="24"/>
-                                <w:szCs w:val="24"/>
-                              </w:rPr>
-                              <w:t>)</w:t>
-                            </w:r>
-                          </w:p>
-                          <w:p>
-                            <w:pPr>
-                              <w:pStyle w:val="ListeParagraf"/>
-                              <w:numPr>
-                                <w:ilvl w:val="0"/>
-                                <w:numId w:val="12"/>
-                              </w:numPr>
-                              <w:spacing w:line="240" w:lineRule="auto"/>
-                              <w:rPr>
-                                <w:sz w:val="24"/>
-                                <w:szCs w:val="24"/>
-                              </w:rPr>
-                            </w:pPr>
-                            <w:r>
-                              <w:rPr>
-                                <w:sz w:val="24"/>
-                                <w:szCs w:val="24"/>
-                              </w:rPr>
-                              <w:t>Olgunluk Düzeylerinin</w:t>
-                            </w:r>
-                            <w:r>
-                              <w:rPr>
-                                <w:sz w:val="24"/>
-                                <w:szCs w:val="24"/>
-                              </w:rPr>
-                              <w:t xml:space="preserve"> Özeti </w:t>
-                            </w:r>
-                            <w:r>
-                              <w:rPr>
-                                <w:sz w:val="24"/>
-                                <w:szCs w:val="24"/>
-                              </w:rPr>
-                              <w:t xml:space="preserve">(Form </w:t>
-                            </w:r>
-                            <w:r>
-                              <w:rPr>
-                                <w:sz w:val="24"/>
-                                <w:szCs w:val="24"/>
-                              </w:rPr>
-                              <w:t>4</w:t>
-                            </w:r>
-                            <w:r>
-                              <w:rPr>
-                                <w:sz w:val="24"/>
-                                <w:szCs w:val="24"/>
-                              </w:rPr>
-                              <w:t>)</w:t>
-                            </w:r>
-                          </w:p>
-                        </w:txbxContent>
-                      </wps:txbx>
-                      <wps:bodyPr rot="0" spcFirstLastPara="0" vertOverflow="overflow" horzOverflow="overflow" vert="horz" wrap="square" lIns="91440" tIns="45720" rIns="91440" bIns="45720" numCol="1" spcCol="0" rtlCol="0" fromWordArt="0" anchor="t" anchorCtr="0" forceAA="0" compatLnSpc="1">
-                        <a:prstTxWarp prst="textNoShape">
-                          <a:avLst/>
-                        </a:prstTxWarp>
-                        <a:noAutofit/>
-                      </wps:bodyPr>
-                    </wps:wsp>
-                  </a:graphicData>
-                </a:graphic>
-                <wp14:sizeRelH relativeFrom="margin">
-                  <wp14:pctWidth>0</wp14:pctWidth>
-                </wp14:sizeRelH>
-                <wp14:sizeRelV relativeFrom="margin">
-                  <wp14:pctHeight>0</wp14:pctHeight>
-                </wp14:sizeRelV>
-              </wp:anchor>
-            </w:drawing>
-          </mc:Choice>
-          <mc:Fallback>
-            <w:pict>
-              <v:shape w14:anchorId="1A89F001" id="Metin Kutusu 1" o:spid="_x0000_s1027" type="#_x0000_t202" style="position:absolute;left:0;text-align:left;margin-left:-3pt;margin-top:3.35pt;width:440.35pt;height:139.5pt;z-index:251659264;visibility:visible;mso-wrap-style:square;mso-width-percent:0;mso-height-percent:0;mso-wrap-distance-left:9pt;mso-wrap-distance-top:0;mso-wrap-distance-right:9pt;mso-wrap-distance-bottom:0;mso-position-horizontal:absolute;mso-position-horizontal-relative:text;mso-position-vertical:absolute;mso-position-vertical-relative:text;mso-width-percent:0;mso-height-percent:0;mso-width-relative:margin;mso-height-relative:margin;v-text-anchor:top" o:gfxdata="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" fillcolor="white [3201]" stroked="f" strokeweight="1pt">
-                <v:shadow on="t" color="black" offset="0,1pt"/>
-                <v:textbox>
-                  <w:txbxContent>
-                    <w:p>
-                      <w:pPr>
-                        <w:pStyle w:val="Default"/>
-                        <w:ind w:left="928"/>
-                        <w:jc w:val="center"/>
-                        <w:rPr>
-                          <w:rFonts w:asciiTheme="minorHAnsi" w:eastAsia="Arial" w:hAnsiTheme="minorHAnsi"/>
-                          <w:color w:val="FF0000"/>
-                          <w:sz w:val="28"/>
-                        </w:rPr>
-                      </w:pPr>
-                      <w:r>
-                        <w:rPr>
-                          <w:rFonts w:asciiTheme="minorHAnsi" w:eastAsia="Arial" w:hAnsiTheme="minorHAnsi"/>
-                          <w:b/>
-                          <w:color w:val="FF0000"/>
-                          <w:sz w:val="28"/>
-                        </w:rPr>
-                        <w:t>0.GÜN</w:t>
-                      </w:r>
-                      <w:r>
-                        <w:rPr>
-                          <w:rFonts w:asciiTheme="minorHAnsi" w:eastAsia="Arial" w:hAnsiTheme="minorHAnsi"/>
-                          <w:b/>
-                          <w:color w:val="FF0000"/>
-                          <w:sz w:val="28"/>
-                        </w:rPr>
-                        <w:t xml:space="preserve"> TOPLANTI</w:t>
-                      </w:r>
-                      <w:r>
-                        <w:rPr>
-                          <w:rFonts w:asciiTheme="minorHAnsi" w:eastAsia="Arial" w:hAnsiTheme="minorHAnsi"/>
-                          <w:b/>
-                          <w:color w:val="FF0000"/>
-                          <w:sz w:val="28"/>
-                        </w:rPr>
-                        <w:t>LARI</w:t>
-                      </w:r>
-                    </w:p>
-                    <w:p>
-                      <w:pPr>
-                        <w:pStyle w:val="Default"/>
-                        <w:numPr>
-                          <w:ilvl w:val="0"/>
-                          <w:numId w:val="21"/>
-                        </w:numPr>
-                        <w:ind w:left="180" w:hanging="180"/>
-                        <w:rPr>
-                          <w:rFonts w:asciiTheme="minorHAnsi" w:eastAsia="Arial" w:hAnsiTheme="minorHAnsi"/>
-                          <w:b/>
-                          <w:color w:val="auto"/>
-                        </w:rPr>
-                      </w:pPr>
-                      <w:r>
-                        <w:rPr>
-                          <w:rFonts w:asciiTheme="minorHAnsi" w:eastAsia="Arial" w:hAnsiTheme="minorHAnsi"/>
-                          <w:b/>
-                          <w:color w:val="auto"/>
-                        </w:rPr>
-                        <w:t>PROGRAM YÖNETİCİLERİ İLE</w:t>
-                      </w:r>
-                      <w:r>
-                        <w:rPr>
-                          <w:rFonts w:asciiTheme="minorHAnsi" w:eastAsia="Arial" w:hAnsiTheme="minorHAnsi"/>
-                          <w:b/>
-                          <w:color w:val="auto"/>
-                        </w:rPr>
-                        <w:t xml:space="preserve"> </w:t>
-                      </w:r>
-                      <w:r>
-                        <w:rPr>
-                          <w:rFonts w:asciiTheme="minorHAnsi" w:eastAsia="Arial" w:hAnsiTheme="minorHAnsi"/>
-                          <w:b/>
-                          <w:color w:val="auto"/>
-                        </w:rPr>
-                        <w:t>GÖRÜŞME</w:t>
-                      </w:r>
-                    </w:p>
-                    <w:p>
-                      <w:pPr>
-                        <w:pStyle w:val="Default"/>
-                        <w:numPr>
-                          <w:ilvl w:val="0"/>
-                          <w:numId w:val="21"/>
-                        </w:numPr>
-                        <w:ind w:left="180" w:hanging="180"/>
-                        <w:rPr>
-                          <w:rFonts w:asciiTheme="minorHAnsi" w:eastAsia="Arial" w:hAnsiTheme="minorHAnsi"/>
-                          <w:color w:val="auto"/>
-                        </w:rPr>
-                      </w:pPr>
-                      <w:r>
-                        <w:rPr>
-                          <w:rFonts w:asciiTheme="minorHAnsi" w:eastAsia="Arial" w:hAnsiTheme="minorHAnsi"/>
-                          <w:b/>
-                          <w:color w:val="auto"/>
-                        </w:rPr>
-                        <w:t xml:space="preserve">TAKIM </w:t>
-                      </w:r>
-                      <w:r>
-                        <w:rPr>
-                          <w:rFonts w:asciiTheme="minorHAnsi" w:eastAsia="Arial" w:hAnsiTheme="minorHAnsi"/>
-                          <w:b/>
-                          <w:color w:val="auto"/>
-                        </w:rPr>
-                        <w:t>ÜYELERİ TARAFINDAN</w:t>
-                      </w:r>
-                      <w:r>
-                        <w:rPr>
-                          <w:rFonts w:asciiTheme="minorHAnsi" w:eastAsia="Arial" w:hAnsiTheme="minorHAnsi"/>
-                          <w:b/>
-                          <w:color w:val="auto"/>
-                        </w:rPr>
-                        <w:t xml:space="preserve"> HAZIRLANAN BİREYSEL </w:t>
-                      </w:r>
-                      <w:r>
-                        <w:rPr>
-                          <w:rFonts w:asciiTheme="minorHAnsi" w:eastAsia="Arial" w:hAnsiTheme="minorHAnsi"/>
-                          <w:b/>
-                          <w:color w:val="auto"/>
-                        </w:rPr>
-                        <w:t>RAPORLARIN TÜM</w:t>
-                      </w:r>
-                      <w:r>
-                        <w:rPr>
-                          <w:rFonts w:asciiTheme="minorHAnsi" w:eastAsia="Arial" w:hAnsiTheme="minorHAnsi"/>
-                          <w:b/>
-                          <w:color w:val="auto"/>
-                        </w:rPr>
-                        <w:t xml:space="preserve"> TAKIM ÜYELERİ İLE PAYLAŞILMASI VE GÖRÜŞ ALIŞVERİŞİ YAPILMASI</w:t>
-                      </w:r>
-                    </w:p>
-                    <w:p>
-                      <w:pPr>
-                        <w:pStyle w:val="AralkYok"/>
-                        <w:numPr>
-                          <w:ilvl w:val="0"/>
-                          <w:numId w:val="12"/>
-                        </w:numPr>
-                        <w:rPr>
-                          <w:rFonts w:asciiTheme="minorHAnsi" w:hAnsiTheme="minorHAnsi"/>
-                          <w:sz w:val="24"/>
-                          <w:szCs w:val="24"/>
-                        </w:rPr>
-                      </w:pPr>
-                      <w:r>
-                        <w:rPr>
-                          <w:rFonts w:asciiTheme="minorHAnsi" w:hAnsiTheme="minorHAnsi"/>
-                          <w:sz w:val="24"/>
-                          <w:szCs w:val="24"/>
-                        </w:rPr>
-                        <w:t xml:space="preserve">Eğitim Planı Analizi </w:t>
-                      </w:r>
-                      <w:r>
-                        <w:rPr>
-                          <w:rFonts w:asciiTheme="minorHAnsi" w:hAnsiTheme="minorHAnsi"/>
-                          <w:sz w:val="24"/>
-                          <w:szCs w:val="24"/>
-                        </w:rPr>
-                        <w:t>(Form 1)</w:t>
-                      </w:r>
-                    </w:p>
-                    <w:p>
-                      <w:pPr>
-                        <w:pStyle w:val="ListeParagraf"/>
-                        <w:numPr>
-                          <w:ilvl w:val="0"/>
-                          <w:numId w:val="12"/>
-                        </w:numPr>
-                        <w:spacing w:line="240" w:lineRule="auto"/>
-                        <w:rPr>
-                          <w:sz w:val="24"/>
-                          <w:szCs w:val="24"/>
-                        </w:rPr>
-                      </w:pPr>
-                      <w:r>
-                        <w:rPr>
-                          <w:rFonts w:cs="Times New Roman"/>
-                          <w:sz w:val="24"/>
-                          <w:szCs w:val="24"/>
-                        </w:rPr>
-                        <w:t>Program Değerlendir</w:t>
-                      </w:r>
-                      <w:r>
-                        <w:rPr>
-                          <w:rFonts w:cs="Times New Roman"/>
-                          <w:sz w:val="24"/>
-                          <w:szCs w:val="24"/>
-                        </w:rPr>
-                        <w:t>me</w:t>
-                      </w:r>
-                      <w:r>
-                        <w:rPr>
-                          <w:rFonts w:cs="Times New Roman"/>
-                          <w:sz w:val="24"/>
-                          <w:szCs w:val="24"/>
-                        </w:rPr>
-                        <w:t xml:space="preserve"> Çizelgesi (</w:t>
-                      </w:r>
-                      <w:r>
-                        <w:rPr>
-                          <w:sz w:val="24"/>
-                          <w:szCs w:val="24"/>
-                        </w:rPr>
-                        <w:t xml:space="preserve">Form </w:t>
-                      </w:r>
-                      <w:r>
-                        <w:rPr>
-                          <w:sz w:val="24"/>
-                          <w:szCs w:val="24"/>
-                        </w:rPr>
-                        <w:t>2</w:t>
-                      </w:r>
-                      <w:r>
-                        <w:rPr>
-                          <w:sz w:val="24"/>
-                          <w:szCs w:val="24"/>
-                        </w:rPr>
-                        <w:t>)</w:t>
-                      </w:r>
-                    </w:p>
-                    <w:p>
-                      <w:pPr>
-                        <w:pStyle w:val="ListeParagraf"/>
-                        <w:numPr>
-                          <w:ilvl w:val="0"/>
-                          <w:numId w:val="12"/>
-                        </w:numPr>
-                        <w:spacing w:line="240" w:lineRule="auto"/>
-                        <w:rPr>
-                          <w:sz w:val="24"/>
-                          <w:szCs w:val="24"/>
-                        </w:rPr>
-                      </w:pPr>
-                      <w:r>
-                        <w:rPr>
-                          <w:sz w:val="24"/>
-                          <w:szCs w:val="24"/>
-                        </w:rPr>
-                        <w:t xml:space="preserve">Olgunluk Düzeylerinin Açıklaması </w:t>
-                      </w:r>
-                      <w:r>
-                        <w:rPr>
-                          <w:sz w:val="24"/>
-                          <w:szCs w:val="24"/>
-                        </w:rPr>
-                        <w:t xml:space="preserve">(Form </w:t>
-                      </w:r>
-                      <w:r>
-                        <w:rPr>
-                          <w:sz w:val="24"/>
-                          <w:szCs w:val="24"/>
-                        </w:rPr>
-                        <w:t>3</w:t>
-                      </w:r>
-                      <w:r>
-                        <w:rPr>
-                          <w:sz w:val="24"/>
-                          <w:szCs w:val="24"/>
-                        </w:rPr>
-                        <w:t>)</w:t>
-                      </w:r>
-                    </w:p>
-                    <w:p>
-                      <w:pPr>
-                        <w:pStyle w:val="ListeParagraf"/>
-                        <w:numPr>
-                          <w:ilvl w:val="0"/>
-                          <w:numId w:val="12"/>
-                        </w:numPr>
-                        <w:spacing w:line="240" w:lineRule="auto"/>
-                        <w:rPr>
-                          <w:sz w:val="24"/>
-                          <w:szCs w:val="24"/>
-                        </w:rPr>
-                      </w:pPr>
-                      <w:r>
-                        <w:rPr>
-                          <w:sz w:val="24"/>
-                          <w:szCs w:val="24"/>
-                        </w:rPr>
-                        <w:t>Olgunluk Düzeylerinin</w:t>
-                      </w:r>
-                      <w:r>
-                        <w:rPr>
-                          <w:sz w:val="24"/>
-                          <w:szCs w:val="24"/>
-                        </w:rPr>
-                        <w:t xml:space="preserve"> Özeti </w:t>
-                      </w:r>
-                      <w:r>
-                        <w:rPr>
-                          <w:sz w:val="24"/>
-                          <w:szCs w:val="24"/>
-                        </w:rPr>
-                        <w:t xml:space="preserve">(Form </w:t>
-                      </w:r>
-                      <w:r>
-                        <w:rPr>
-                          <w:sz w:val="24"/>
-                          <w:szCs w:val="24"/>
-                        </w:rPr>
-                        <w:t>4</w:t>
-                      </w:r>
-                      <w:r>
-                        <w:rPr>
-                          <w:sz w:val="24"/>
-                          <w:szCs w:val="24"/>
-                        </w:rPr>
-                        <w:t>)</w:t>
-                      </w:r>
-                    </w:p>
-                  </w:txbxContent>
-                </v:textbox>
-              </v:shape>
-            </w:pict>
-          </mc:Fallback>
-        </mc:AlternateContent>
-      </w:r>
-    </w:p>
-    <w:p>
-      <w:pPr>
-        <w:jc w:val="center"/>
-        <w:rPr>
-          <w:rFonts w:ascii="Times New Roman" w:hAnsi="Times New Roman" w:cs="Times New Roman"/>
-          <w:sz w:val="24"/>
-          <w:szCs w:val="24"/>
-        </w:rPr>
-      </w:pPr>
-    </w:p>
-    <w:p>
-      <w:pPr>
-        <w:rPr>
-          <w:rFonts w:ascii="Times New Roman" w:hAnsi="Times New Roman" w:cs="Times New Roman"/>
-          <w:sz w:val="24"/>
-          <w:szCs w:val="24"/>
-        </w:rPr>
-      </w:pPr>
-      <w:r>
-        <w:rPr>
-          <w:rFonts w:ascii="Times New Roman" w:hAnsi="Times New Roman" w:cs="Times New Roman"/>
-          <w:noProof/>
-          <w:sz w:val="24"/>
-          <w:szCs w:val="24"/>
-          <w:lang w:eastAsia="tr-TR"/>
-        </w:rPr>
-        <mc:AlternateContent>
-          <mc:Choice Requires="wps">
-            <w:drawing>
-              <wp:anchor distT="0" distB="0" distL="114300" distR="114300" simplePos="0" relativeHeight="251706368" behindDoc="0" locked="0" layoutInCell="1" allowOverlap="1" wp14:anchorId="133512A9" wp14:editId="74280087">
-                <wp:simplePos x="0" y="0"/>
-                <wp:positionH relativeFrom="column">
-                  <wp:posOffset>5680710</wp:posOffset>
-                </wp:positionH>
-                <wp:positionV relativeFrom="paragraph">
-                  <wp:posOffset>19685</wp:posOffset>
+                  <wp:posOffset>252730</wp:posOffset>
                 </wp:positionV>
                 <wp:extent cx="548484" cy="332509"/>
                 <wp:effectExtent l="19050" t="19050" r="23495" b="29845"/>
@@ -1456,9 +1024,9 @@
               </wp:anchor>
             </w:drawing>
           </mc:Choice>
-          <mc:Fallback>
+          <mc:Fallback xmlns:cx2="http://schemas.microsoft.com/office/drawing/2015/10/21/chartex" xmlns:cx3="http://schemas.microsoft.com/office/drawing/2016/5/9/chartex" xmlns:cx4="http://schemas.microsoft.com/office/drawing/2016/5/10/chartex" xmlns:cx5="http://schemas.microsoft.com/office/drawing/2016/5/11/chartex" xmlns:cx6="http://schemas.microsoft.com/office/drawing/2016/5/12/chartex" xmlns:cx7="http://schemas.microsoft.com/office/drawing/2016/5/13/chartex" xmlns:cx8="http://schemas.microsoft.com/office/drawing/2016/5/14/chartex" xmlns:aink="http://schemas.microsoft.com/office/drawing/2016/ink" xmlns:am3d="http://schemas.microsoft.com/office/drawing/2017/model3d" xmlns:w16cex="http://schemas.microsoft.com/office/word/2018/wordml/cex" xmlns:w16cid="http://schemas.microsoft.com/office/word/2016/wordml/cid" xmlns:w16="http://schemas.microsoft.com/office/word/2018/wordml" xmlns:w16sdtdh="http://schemas.microsoft.com/office/word/2020/wordml/sdtdatahash">
             <w:pict>
-              <v:shapetype w14:anchorId="222112E8" id="_x0000_t66" coordsize="21600,21600" o:spt="66" adj="5400,5400" path="m@0,l@0@1,21600@1,21600@2@0@2@0,21600,,10800xe">
+              <v:shapetype w14:anchorId="6B0C9641" id="_x0000_t66" coordsize="21600,21600" o:spt="66" adj="5400,5400" path="m@0,l@0@1,21600@1,21600@2@0@2@0,21600,,10800xe">
                 <v:stroke joinstyle="miter"/>
                 <v:formulas>
                   <v:f eqn="val #0"/>
@@ -1472,7 +1040,7 @@
                   <v:h position="#0,#1" xrange="0,21600" yrange="0,10800"/>
                 </v:handles>
               </v:shapetype>
-              <v:shape id="Sol Ok 29" o:spid="_x0000_s1026" type="#_x0000_t66" style="position:absolute;margin-left:447.3pt;margin-top:1.55pt;width:43.2pt;height:26.2pt;z-index:251706368;visibility:visible;mso-wrap-style:square;mso-width-percent:0;mso-height-percent:0;mso-wrap-distance-left:9pt;mso-wrap-distance-top:0;mso-wrap-distance-right:9pt;mso-wrap-distance-bottom:0;mso-position-horizontal:absolute;mso-position-horizontal-relative:text;mso-position-vertical:absolute;mso-position-vertical-relative:text;mso-width-percent:0;mso-height-percent:0;mso-width-relative:margin;mso-height-relative:margin;v-text-anchor:middle" o:gfxdata="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" adj="6547" fillcolor="#5b9bd5 [3204]" strokecolor="#1f4d78 [1604]" strokeweight="1pt"/>
+              <v:shape id="Sol Ok 29" o:spid="_x0000_s1026" type="#_x0000_t66" style="position:absolute;margin-left:453.3pt;margin-top:19.9pt;width:43.2pt;height:26.2pt;z-index:251706368;visibility:visible;mso-wrap-style:square;mso-width-percent:0;mso-height-percent:0;mso-wrap-distance-left:9pt;mso-wrap-distance-top:0;mso-wrap-distance-right:9pt;mso-wrap-distance-bottom:0;mso-position-horizontal:absolute;mso-position-horizontal-relative:text;mso-position-vertical:absolute;mso-position-vertical-relative:text;mso-width-percent:0;mso-height-percent:0;mso-width-relative:margin;mso-height-relative:margin;v-text-anchor:middle" o:gfxdata="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" adj="6547" fillcolor="#5b9bd5 [3204]" strokecolor="#1f4d78 [1604]" strokeweight="1pt"/>
             </w:pict>
           </mc:Fallback>
         </mc:AlternateContent>
@@ -1480,69 +1048,6 @@
     </w:p>
     <w:p>
       <w:pPr>
-        <w:pStyle w:val="ListeParagraf"/>
-        <w:spacing w:after="507" w:line="276" w:lineRule="auto"/>
-        <w:ind w:right="281"/>
-        <w:rPr>
-          <w:rFonts w:ascii="Times New Roman" w:hAnsi="Times New Roman" w:cs="Times New Roman"/>
-          <w:sz w:val="24"/>
-          <w:szCs w:val="24"/>
-        </w:rPr>
-      </w:pPr>
-    </w:p>
-    <w:p>
-      <w:pPr>
-        <w:pStyle w:val="ListeParagraf"/>
-        <w:spacing w:after="507" w:line="276" w:lineRule="auto"/>
-        <w:ind w:right="281"/>
-        <w:rPr>
-          <w:rFonts w:ascii="Times New Roman" w:hAnsi="Times New Roman" w:cs="Times New Roman"/>
-          <w:sz w:val="24"/>
-          <w:szCs w:val="24"/>
-        </w:rPr>
-      </w:pPr>
-    </w:p>
-    <w:p>
-      <w:pPr>
-        <w:pStyle w:val="ListeParagraf"/>
-        <w:spacing w:after="507" w:line="276" w:lineRule="auto"/>
-        <w:ind w:right="281"/>
-        <w:rPr>
-          <w:rFonts w:ascii="Times New Roman" w:hAnsi="Times New Roman" w:cs="Times New Roman"/>
-          <w:sz w:val="24"/>
-          <w:szCs w:val="24"/>
-        </w:rPr>
-      </w:pPr>
-    </w:p>
-    <w:p>
-      <w:pPr>
-        <w:pStyle w:val="ListeParagraf"/>
-        <w:spacing w:after="507" w:line="276" w:lineRule="auto"/>
-        <w:ind w:right="281"/>
-        <w:rPr>
-          <w:rFonts w:ascii="Times New Roman" w:hAnsi="Times New Roman" w:cs="Times New Roman"/>
-          <w:sz w:val="24"/>
-          <w:szCs w:val="24"/>
-        </w:rPr>
-      </w:pPr>
-    </w:p>
-    <w:p>
-      <w:pPr>
-        <w:pStyle w:val="ListeParagraf"/>
-        <w:spacing w:after="507" w:line="276" w:lineRule="auto"/>
-        <w:ind w:right="281"/>
-        <w:rPr>
-          <w:rFonts w:ascii="Times New Roman" w:hAnsi="Times New Roman" w:cs="Times New Roman"/>
-          <w:sz w:val="24"/>
-          <w:szCs w:val="24"/>
-        </w:rPr>
-      </w:pPr>
-    </w:p>
-    <w:p>
-      <w:pPr>
-        <w:pStyle w:val="ListeParagraf"/>
-        <w:spacing w:after="507" w:line="276" w:lineRule="auto"/>
-        <w:ind w:right="281"/>
         <w:rPr>
           <w:rFonts w:ascii="Times New Roman" w:hAnsi="Times New Roman" w:cs="Times New Roman"/>
           <w:sz w:val="24"/>
@@ -1560,15 +1065,452 @@
         <mc:AlternateContent>
           <mc:Choice Requires="wps">
             <w:drawing>
-              <wp:anchor distT="0" distB="0" distL="114300" distR="114300" simplePos="0" relativeHeight="251715584" behindDoc="0" locked="0" layoutInCell="1" allowOverlap="1" wp14:anchorId="21B9B1C2" wp14:editId="6BE51D71">
+              <wp:anchor distT="0" distB="0" distL="114300" distR="114300" simplePos="0" relativeHeight="251728896" behindDoc="0" locked="0" layoutInCell="1" allowOverlap="1" wp14:anchorId="030C9195" wp14:editId="1B825A5D">
                 <wp:simplePos x="0" y="0"/>
                 <wp:positionH relativeFrom="column">
-                  <wp:posOffset>2345377</wp:posOffset>
+                  <wp:posOffset>-28575</wp:posOffset>
                 </wp:positionH>
                 <wp:positionV relativeFrom="paragraph">
-                  <wp:posOffset>138331</wp:posOffset>
+                  <wp:posOffset>147320</wp:posOffset>
                 </wp:positionV>
-                <wp:extent cx="284917" cy="380010"/>
+                <wp:extent cx="5592445" cy="1485900"/>
+                <wp:effectExtent l="133350" t="133350" r="141605" b="152400"/>
+                <wp:wrapNone/>
+                <wp:docPr id="6" name="Metin Kutusu 6"/>
+                <wp:cNvGraphicFramePr/>
+                <a:graphic xmlns:a="http://schemas.openxmlformats.org/drawingml/2006/main">
+                  <a:graphicData uri="http://schemas.microsoft.com/office/word/2010/wordprocessingShape">
+                    <wps:wsp>
+                      <wps:cNvSpPr txBox="1"/>
+                      <wps:spPr>
+                        <a:xfrm>
+                          <a:off x="0" y="0"/>
+                          <a:ext cx="5592445" cy="1485900"/>
+                        </a:xfrm>
+                        <a:prstGeom prst="rect">
+                          <a:avLst/>
+                        </a:prstGeom>
+                        <a:ln>
+                          <a:noFill/>
+                        </a:ln>
+                        <a:effectLst>
+                          <a:outerShdw blurRad="107950" dist="12700" dir="5400000" algn="ctr">
+                            <a:srgbClr val="000000"/>
+                          </a:outerShdw>
+                        </a:effectLst>
+                        <a:scene3d>
+                          <a:camera prst="orthographicFront">
+                            <a:rot lat="0" lon="0" rev="0"/>
+                          </a:camera>
+                          <a:lightRig rig="soft" dir="t">
+                            <a:rot lat="0" lon="0" rev="0"/>
+                          </a:lightRig>
+                        </a:scene3d>
+                        <a:sp3d contourW="44450" prstMaterial="matte">
+                          <a:bevelT w="63500" h="63500" prst="artDeco"/>
+                          <a:contourClr>
+                            <a:srgbClr val="FFFFFF"/>
+                          </a:contourClr>
+                        </a:sp3d>
+                      </wps:spPr>
+                      <wps:style>
+                        <a:lnRef idx="2">
+                          <a:schemeClr val="dk1"/>
+                        </a:lnRef>
+                        <a:fillRef idx="1">
+                          <a:schemeClr val="lt1"/>
+                        </a:fillRef>
+                        <a:effectRef idx="0">
+                          <a:schemeClr val="dk1"/>
+                        </a:effectRef>
+                        <a:fontRef idx="minor">
+                          <a:schemeClr val="dk1"/>
+                        </a:fontRef>
+                      </wps:style>
+                      <wps:txbx>
+                        <w:txbxContent>
+                          <w:p>
+                            <w:pPr>
+                              <w:rPr>
+                                <w:rFonts w:cstheme="minorHAnsi"/>
+                                <w:b/>
+                                <w:sz w:val="24"/>
+                                <w:szCs w:val="24"/>
+                              </w:rPr>
+                            </w:pPr>
+                            <w:r>
+                              <w:rPr>
+                                <w:rFonts w:eastAsia="Arial" w:cstheme="minorHAnsi"/>
+                                <w:b/>
+                                <w:sz w:val="24"/>
+                                <w:szCs w:val="24"/>
+                              </w:rPr>
+                              <w:t xml:space="preserve">* </w:t>
+                            </w:r>
+                            <w:r>
+                              <w:rPr>
+                                <w:rFonts w:cstheme="minorHAnsi"/>
+                                <w:b/>
+                                <w:sz w:val="24"/>
+                                <w:szCs w:val="24"/>
+                              </w:rPr>
+                              <w:t>TAKIM ÜYELERİ TARAFINDAN HAZIRLANAN BİREYSEL RAPORLARIN TÜM TAKIM ÜYELERİ İLE PAYLAŞILMASI VE GÖRÜŞ ALIŞVERİŞİ YAPILMASI</w:t>
+                            </w:r>
+                          </w:p>
+                          <w:p>
+                            <w:pPr>
+                              <w:pStyle w:val="ListeParagraf"/>
+                              <w:numPr>
+                                <w:ilvl w:val="0"/>
+                                <w:numId w:val="12"/>
+                              </w:numPr>
+                              <w:spacing w:after="507" w:line="276" w:lineRule="auto"/>
+                              <w:ind w:right="281"/>
+                              <w:rPr>
+                                <w:rFonts w:cstheme="minorHAnsi"/>
+                                <w:sz w:val="24"/>
+                                <w:szCs w:val="24"/>
+                              </w:rPr>
+                            </w:pPr>
+                            <w:r>
+                              <w:rPr>
+                                <w:rFonts w:cstheme="minorHAnsi"/>
+                                <w:sz w:val="24"/>
+                                <w:szCs w:val="24"/>
+                              </w:rPr>
+                              <w:t>Eğitim Planı Analizi (Form 1)</w:t>
+                            </w:r>
+                          </w:p>
+                          <w:p>
+                            <w:pPr>
+                              <w:pStyle w:val="ListeParagraf"/>
+                              <w:numPr>
+                                <w:ilvl w:val="0"/>
+                                <w:numId w:val="12"/>
+                              </w:numPr>
+                              <w:spacing w:after="507" w:line="276" w:lineRule="auto"/>
+                              <w:ind w:right="281"/>
+                              <w:rPr>
+                                <w:rFonts w:cstheme="minorHAnsi"/>
+                                <w:sz w:val="24"/>
+                                <w:szCs w:val="24"/>
+                              </w:rPr>
+                            </w:pPr>
+                            <w:r>
+                              <w:rPr>
+                                <w:rFonts w:cstheme="minorHAnsi"/>
+                                <w:sz w:val="24"/>
+                                <w:szCs w:val="24"/>
+                              </w:rPr>
+                              <w:t>Program Değerlendirme Çizelgesi (Form 2)</w:t>
+                            </w:r>
+                          </w:p>
+                          <w:p>
+                            <w:pPr>
+                              <w:pStyle w:val="ListeParagraf"/>
+                              <w:numPr>
+                                <w:ilvl w:val="0"/>
+                                <w:numId w:val="12"/>
+                              </w:numPr>
+                              <w:spacing w:after="507" w:line="276" w:lineRule="auto"/>
+                              <w:ind w:right="281"/>
+                              <w:rPr>
+                                <w:rFonts w:cstheme="minorHAnsi"/>
+                                <w:sz w:val="24"/>
+                                <w:szCs w:val="24"/>
+                              </w:rPr>
+                            </w:pPr>
+                            <w:r>
+                              <w:rPr>
+                                <w:rFonts w:cstheme="minorHAnsi"/>
+                                <w:sz w:val="24"/>
+                                <w:szCs w:val="24"/>
+                              </w:rPr>
+                              <w:t>Olgunluk Düzeylerinin Açıklaması (Form 3)</w:t>
+                            </w:r>
+                          </w:p>
+                          <w:p>
+                            <w:pPr>
+                              <w:pStyle w:val="ListeParagraf"/>
+                              <w:numPr>
+                                <w:ilvl w:val="0"/>
+                                <w:numId w:val="12"/>
+                              </w:numPr>
+                              <w:spacing w:after="507" w:line="276" w:lineRule="auto"/>
+                              <w:ind w:right="281"/>
+                              <w:rPr>
+                                <w:rFonts w:cstheme="minorHAnsi"/>
+                                <w:sz w:val="24"/>
+                                <w:szCs w:val="24"/>
+                              </w:rPr>
+                            </w:pPr>
+                            <w:r>
+                              <w:rPr>
+                                <w:rFonts w:cstheme="minorHAnsi"/>
+                                <w:sz w:val="24"/>
+                                <w:szCs w:val="24"/>
+                              </w:rPr>
+                              <w:t>Olgunluk Düzeylerinin Özeti (Form 4)</w:t>
+                            </w:r>
+                          </w:p>
+                        </w:txbxContent>
+                      </wps:txbx>
+                      <wps:bodyPr rot="0" spcFirstLastPara="0" vertOverflow="overflow" horzOverflow="overflow" vert="horz" wrap="square" lIns="91440" tIns="45720" rIns="91440" bIns="45720" numCol="1" spcCol="0" rtlCol="0" fromWordArt="0" anchor="t" anchorCtr="0" forceAA="0" compatLnSpc="1">
+                        <a:prstTxWarp prst="textNoShape">
+                          <a:avLst/>
+                        </a:prstTxWarp>
+                        <a:noAutofit/>
+                      </wps:bodyPr>
+                    </wps:wsp>
+                  </a:graphicData>
+                </a:graphic>
+                <wp14:sizeRelH relativeFrom="margin">
+                  <wp14:pctWidth>0</wp14:pctWidth>
+                </wp14:sizeRelH>
+                <wp14:sizeRelV relativeFrom="margin">
+                  <wp14:pctHeight>0</wp14:pctHeight>
+                </wp14:sizeRelV>
+              </wp:anchor>
+            </w:drawing>
+          </mc:Choice>
+          <mc:Fallback xmlns:cx2="http://schemas.microsoft.com/office/drawing/2015/10/21/chartex" xmlns:cx3="http://schemas.microsoft.com/office/drawing/2016/5/9/chartex" xmlns:cx4="http://schemas.microsoft.com/office/drawing/2016/5/10/chartex" xmlns:cx5="http://schemas.microsoft.com/office/drawing/2016/5/11/chartex" xmlns:cx6="http://schemas.microsoft.com/office/drawing/2016/5/12/chartex" xmlns:cx7="http://schemas.microsoft.com/office/drawing/2016/5/13/chartex" xmlns:cx8="http://schemas.microsoft.com/office/drawing/2016/5/14/chartex" xmlns:aink="http://schemas.microsoft.com/office/drawing/2016/ink" xmlns:am3d="http://schemas.microsoft.com/office/drawing/2017/model3d" xmlns:w16cex="http://schemas.microsoft.com/office/word/2018/wordml/cex" xmlns:w16cid="http://schemas.microsoft.com/office/word/2016/wordml/cid" xmlns:w16="http://schemas.microsoft.com/office/word/2018/wordml" xmlns:w16sdtdh="http://schemas.microsoft.com/office/word/2020/wordml/sdtdatahash">
+            <w:pict>
+              <v:shape w14:anchorId="030C9195" id="Metin Kutusu 6" o:spid="_x0000_s1028" type="#_x0000_t202" style="position:absolute;margin-left:-2.25pt;margin-top:11.6pt;width:440.35pt;height:117pt;z-index:251728896;visibility:visible;mso-wrap-style:square;mso-width-percent:0;mso-height-percent:0;mso-wrap-distance-left:9pt;mso-wrap-distance-top:0;mso-wrap-distance-right:9pt;mso-wrap-distance-bottom:0;mso-position-horizontal:absolute;mso-position-horizontal-relative:text;mso-position-vertical:absolute;mso-position-vertical-relative:text;mso-width-percent:0;mso-height-percent:0;mso-width-relative:margin;mso-height-relative:margin;v-text-anchor:top" o:gfxdata="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" fillcolor="white [3201]" stroked="f" strokeweight="1pt">
+                <v:shadow on="t" color="black" offset="0,1pt"/>
+                <v:textbox>
+                  <w:txbxContent>
+                    <w:p>
+                      <w:pPr>
+                        <w:rPr>
+                          <w:rFonts w:cstheme="minorHAnsi"/>
+                          <w:b/>
+                          <w:sz w:val="24"/>
+                          <w:szCs w:val="24"/>
+                        </w:rPr>
+                      </w:pPr>
+                      <w:r>
+                        <w:rPr>
+                          <w:rFonts w:eastAsia="Arial" w:cstheme="minorHAnsi"/>
+                          <w:b/>
+                          <w:sz w:val="24"/>
+                          <w:szCs w:val="24"/>
+                        </w:rPr>
+                        <w:t xml:space="preserve">* </w:t>
+                      </w:r>
+                      <w:r>
+                        <w:rPr>
+                          <w:rFonts w:cstheme="minorHAnsi"/>
+                          <w:b/>
+                          <w:sz w:val="24"/>
+                          <w:szCs w:val="24"/>
+                        </w:rPr>
+                        <w:t>TAKIM ÜYELERİ TARAFINDAN HAZIRLANAN BİREYSEL RAPORLARIN TÜM TAKIM ÜYELERİ İLE PAYLAŞILMASI VE GÖRÜŞ ALIŞVERİŞİ YAPILMASI</w:t>
+                      </w:r>
+                    </w:p>
+                    <w:p>
+                      <w:pPr>
+                        <w:pStyle w:val="ListeParagraf"/>
+                        <w:numPr>
+                          <w:ilvl w:val="0"/>
+                          <w:numId w:val="12"/>
+                        </w:numPr>
+                        <w:spacing w:after="507" w:line="276" w:lineRule="auto"/>
+                        <w:ind w:right="281"/>
+                        <w:rPr>
+                          <w:rFonts w:cstheme="minorHAnsi"/>
+                          <w:sz w:val="24"/>
+                          <w:szCs w:val="24"/>
+                        </w:rPr>
+                      </w:pPr>
+                      <w:r>
+                        <w:rPr>
+                          <w:rFonts w:cstheme="minorHAnsi"/>
+                          <w:sz w:val="24"/>
+                          <w:szCs w:val="24"/>
+                        </w:rPr>
+                        <w:t>Eğitim Planı Analizi (Form 1)</w:t>
+                      </w:r>
+                    </w:p>
+                    <w:p>
+                      <w:pPr>
+                        <w:pStyle w:val="ListeParagraf"/>
+                        <w:numPr>
+                          <w:ilvl w:val="0"/>
+                          <w:numId w:val="12"/>
+                        </w:numPr>
+                        <w:spacing w:after="507" w:line="276" w:lineRule="auto"/>
+                        <w:ind w:right="281"/>
+                        <w:rPr>
+                          <w:rFonts w:cstheme="minorHAnsi"/>
+                          <w:sz w:val="24"/>
+                          <w:szCs w:val="24"/>
+                        </w:rPr>
+                      </w:pPr>
+                      <w:r>
+                        <w:rPr>
+                          <w:rFonts w:cstheme="minorHAnsi"/>
+                          <w:sz w:val="24"/>
+                          <w:szCs w:val="24"/>
+                        </w:rPr>
+                        <w:t>Program Değerlendirme Çizelgesi (Form 2)</w:t>
+                      </w:r>
+                    </w:p>
+                    <w:p>
+                      <w:pPr>
+                        <w:pStyle w:val="ListeParagraf"/>
+                        <w:numPr>
+                          <w:ilvl w:val="0"/>
+                          <w:numId w:val="12"/>
+                        </w:numPr>
+                        <w:spacing w:after="507" w:line="276" w:lineRule="auto"/>
+                        <w:ind w:right="281"/>
+                        <w:rPr>
+                          <w:rFonts w:cstheme="minorHAnsi"/>
+                          <w:sz w:val="24"/>
+                          <w:szCs w:val="24"/>
+                        </w:rPr>
+                      </w:pPr>
+                      <w:r>
+                        <w:rPr>
+                          <w:rFonts w:cstheme="minorHAnsi"/>
+                          <w:sz w:val="24"/>
+                          <w:szCs w:val="24"/>
+                        </w:rPr>
+                        <w:t>Olgunluk Düzeylerinin Açıklaması (Form 3)</w:t>
+                      </w:r>
+                    </w:p>
+                    <w:p>
+                      <w:pPr>
+                        <w:pStyle w:val="ListeParagraf"/>
+                        <w:numPr>
+                          <w:ilvl w:val="0"/>
+                          <w:numId w:val="12"/>
+                        </w:numPr>
+                        <w:spacing w:after="507" w:line="276" w:lineRule="auto"/>
+                        <w:ind w:right="281"/>
+                        <w:rPr>
+                          <w:rFonts w:cstheme="minorHAnsi"/>
+                          <w:sz w:val="24"/>
+                          <w:szCs w:val="24"/>
+                        </w:rPr>
+                      </w:pPr>
+                      <w:r>
+                        <w:rPr>
+                          <w:rFonts w:cstheme="minorHAnsi"/>
+                          <w:sz w:val="24"/>
+                          <w:szCs w:val="24"/>
+                        </w:rPr>
+                        <w:t>Olgunluk Düzeylerinin Özeti (Form 4)</w:t>
+                      </w:r>
+                    </w:p>
+                  </w:txbxContent>
+                </v:textbox>
+              </v:shape>
+            </w:pict>
+          </mc:Fallback>
+        </mc:AlternateContent>
+      </w:r>
+    </w:p>
+    <w:p>
+      <w:pPr>
+        <w:rPr>
+          <w:rFonts w:ascii="Times New Roman" w:hAnsi="Times New Roman" w:cs="Times New Roman"/>
+          <w:sz w:val="24"/>
+          <w:szCs w:val="24"/>
+        </w:rPr>
+      </w:pPr>
+    </w:p>
+    <w:p>
+      <w:pPr>
+        <w:pStyle w:val="ListeParagraf"/>
+        <w:spacing w:after="507" w:line="276" w:lineRule="auto"/>
+        <w:ind w:right="281"/>
+        <w:rPr>
+          <w:rFonts w:ascii="Times New Roman" w:hAnsi="Times New Roman" w:cs="Times New Roman"/>
+          <w:sz w:val="24"/>
+          <w:szCs w:val="24"/>
+        </w:rPr>
+      </w:pPr>
+    </w:p>
+    <w:p>
+      <w:pPr>
+        <w:pStyle w:val="ListeParagraf"/>
+        <w:spacing w:after="507" w:line="276" w:lineRule="auto"/>
+        <w:ind w:right="281"/>
+        <w:rPr>
+          <w:rFonts w:ascii="Times New Roman" w:hAnsi="Times New Roman" w:cs="Times New Roman"/>
+          <w:sz w:val="24"/>
+          <w:szCs w:val="24"/>
+        </w:rPr>
+      </w:pPr>
+    </w:p>
+    <w:p>
+      <w:pPr>
+        <w:pStyle w:val="ListeParagraf"/>
+        <w:spacing w:after="507" w:line="276" w:lineRule="auto"/>
+        <w:ind w:right="281"/>
+        <w:rPr>
+          <w:rFonts w:ascii="Times New Roman" w:hAnsi="Times New Roman" w:cs="Times New Roman"/>
+          <w:sz w:val="24"/>
+          <w:szCs w:val="24"/>
+        </w:rPr>
+      </w:pPr>
+    </w:p>
+    <w:p>
+      <w:pPr>
+        <w:pStyle w:val="ListeParagraf"/>
+        <w:spacing w:after="507" w:line="276" w:lineRule="auto"/>
+        <w:ind w:right="281"/>
+        <w:rPr>
+          <w:rFonts w:ascii="Times New Roman" w:hAnsi="Times New Roman" w:cs="Times New Roman"/>
+          <w:sz w:val="24"/>
+          <w:szCs w:val="24"/>
+        </w:rPr>
+      </w:pPr>
+    </w:p>
+    <w:p>
+      <w:pPr>
+        <w:pStyle w:val="ListeParagraf"/>
+        <w:spacing w:after="507" w:line="276" w:lineRule="auto"/>
+        <w:ind w:right="281"/>
+        <w:rPr>
+          <w:rFonts w:ascii="Times New Roman" w:hAnsi="Times New Roman" w:cs="Times New Roman"/>
+          <w:sz w:val="24"/>
+          <w:szCs w:val="24"/>
+        </w:rPr>
+      </w:pPr>
+    </w:p>
+    <w:p>
+      <w:pPr>
+        <w:pStyle w:val="ListeParagraf"/>
+        <w:spacing w:after="507" w:line="276" w:lineRule="auto"/>
+        <w:ind w:right="281"/>
+        <w:rPr>
+          <w:rFonts w:ascii="Times New Roman" w:hAnsi="Times New Roman" w:cs="Times New Roman"/>
+          <w:sz w:val="24"/>
+          <w:szCs w:val="24"/>
+        </w:rPr>
+      </w:pPr>
+      <w:r>
+        <w:rPr>
+          <w:rFonts w:ascii="Times New Roman" w:hAnsi="Times New Roman" w:cs="Times New Roman"/>
+          <w:noProof/>
+          <w:sz w:val="24"/>
+          <w:szCs w:val="24"/>
+          <w:lang w:eastAsia="tr-TR"/>
+        </w:rPr>
+        <mc:AlternateContent>
+          <mc:Choice Requires="wps">
+            <w:drawing>
+              <wp:anchor distT="0" distB="0" distL="114300" distR="114300" simplePos="0" relativeHeight="251715584" behindDoc="0" locked="0" layoutInCell="1" allowOverlap="1" wp14:anchorId="21B9B1C2" wp14:editId="19594697">
+                <wp:simplePos x="0" y="0"/>
+                <wp:positionH relativeFrom="column">
+                  <wp:posOffset>2459355</wp:posOffset>
+                </wp:positionH>
+                <wp:positionV relativeFrom="paragraph">
+                  <wp:posOffset>109220</wp:posOffset>
+                </wp:positionV>
+                <wp:extent cx="284480" cy="379730"/>
                 <wp:effectExtent l="19050" t="0" r="20320" b="39370"/>
                 <wp:wrapNone/>
                 <wp:docPr id="7" name="Aşağı Ok 7"/>
@@ -1580,7 +1522,7 @@
                       <wps:spPr>
                         <a:xfrm>
                           <a:off x="0" y="0"/>
-                          <a:ext cx="284917" cy="380010"/>
+                          <a:ext cx="284480" cy="379730"/>
                         </a:xfrm>
                         <a:prstGeom prst="downArrow">
                           <a:avLst/>
@@ -1617,9 +1559,9 @@
               </wp:anchor>
             </w:drawing>
           </mc:Choice>
-          <mc:Fallback xmlns:w16du="http://schemas.microsoft.com/office/word/2023/wordml/word16du" xmlns:oel="http://schemas.microsoft.com/office/2019/extlst">
+          <mc:Fallback xmlns:cx2="http://schemas.microsoft.com/office/drawing/2015/10/21/chartex" xmlns:cx3="http://schemas.microsoft.com/office/drawing/2016/5/9/chartex" xmlns:cx4="http://schemas.microsoft.com/office/drawing/2016/5/10/chartex" xmlns:cx5="http://schemas.microsoft.com/office/drawing/2016/5/11/chartex" xmlns:cx6="http://schemas.microsoft.com/office/drawing/2016/5/12/chartex" xmlns:cx7="http://schemas.microsoft.com/office/drawing/2016/5/13/chartex" xmlns:cx8="http://schemas.microsoft.com/office/drawing/2016/5/14/chartex" xmlns:aink="http://schemas.microsoft.com/office/drawing/2016/ink" xmlns:am3d="http://schemas.microsoft.com/office/drawing/2017/model3d" xmlns:w16cex="http://schemas.microsoft.com/office/word/2018/wordml/cex" xmlns:w16cid="http://schemas.microsoft.com/office/word/2016/wordml/cid" xmlns:w16="http://schemas.microsoft.com/office/word/2018/wordml" xmlns:w16sdtdh="http://schemas.microsoft.com/office/word/2020/wordml/sdtdatahash">
             <w:pict>
-              <v:shapetype w14:anchorId="2F9216B7" id="_x0000_t67" coordsize="21600,21600" o:spt="67" adj="16200,5400" path="m0@0l@1@0@1,0@2,0@2@0,21600@0,10800,21600xe">
+              <v:shapetype w14:anchorId="7CB97BC9" id="_x0000_t67" coordsize="21600,21600" o:spt="67" adj="16200,5400" path="m0@0l@1@0@1,0@2,0@2@0,21600@0,10800,21600xe">
                 <v:stroke joinstyle="miter"/>
                 <v:formulas>
                   <v:f eqn="val #0"/>
@@ -1635,7 +1577,7 @@
                   <v:h position="#1,#0" xrange="0,10800" yrange="0,21600"/>
                 </v:handles>
               </v:shapetype>
-              <v:shape id="Aşağı Ok 7" o:spid="_x0000_s1026" type="#_x0000_t67" style="position:absolute;margin-left:184.7pt;margin-top:10.9pt;width:22.45pt;height:29.9pt;z-index:251715584;visibility:visible;mso-wrap-style:square;mso-width-percent:0;mso-wrap-distance-left:9pt;mso-wrap-distance-top:0;mso-wrap-distance-right:9pt;mso-wrap-distance-bottom:0;mso-position-horizontal:absolute;mso-position-horizontal-relative:text;mso-position-vertical:absolute;mso-position-vertical-relative:text;mso-width-percent:0;mso-width-relative:margin;v-text-anchor:middle" o:gfxdata="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" adj="13503" fillcolor="#5b9bd5 [3204]" strokecolor="#1f4d78 [1604]" strokeweight="1pt"/>
+              <v:shape id="Aşağı Ok 7" o:spid="_x0000_s1026" type="#_x0000_t67" style="position:absolute;margin-left:193.65pt;margin-top:8.6pt;width:22.4pt;height:29.9pt;z-index:251715584;visibility:visible;mso-wrap-style:square;mso-width-percent:0;mso-wrap-distance-left:9pt;mso-wrap-distance-top:0;mso-wrap-distance-right:9pt;mso-wrap-distance-bottom:0;mso-position-horizontal:absolute;mso-position-horizontal-relative:text;mso-position-vertical:absolute;mso-position-vertical-relative:text;mso-width-percent:0;mso-width-relative:margin;v-text-anchor:middle" o:gfxdata="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" adj="13509" fillcolor="#5b9bd5 [3204]" strokecolor="#1f4d78 [1604]" strokeweight="1pt"/>
             </w:pict>
           </mc:Fallback>
         </mc:AlternateContent>
@@ -1676,13 +1618,13 @@
         <mc:AlternateContent>
           <mc:Choice Requires="wps">
             <w:drawing>
-              <wp:anchor distT="0" distB="0" distL="114300" distR="114300" simplePos="0" relativeHeight="251710464" behindDoc="0" locked="0" layoutInCell="1" allowOverlap="1" wp14:anchorId="4FA75A35" wp14:editId="623C7B4B">
+              <wp:anchor distT="0" distB="0" distL="114300" distR="114300" simplePos="0" relativeHeight="251710464" behindDoc="0" locked="0" layoutInCell="1" allowOverlap="1" wp14:anchorId="4FA75A35" wp14:editId="32671C4B">
                 <wp:simplePos x="0" y="0"/>
                 <wp:positionH relativeFrom="column">
-                  <wp:posOffset>504701</wp:posOffset>
+                  <wp:posOffset>799465</wp:posOffset>
                 </wp:positionH>
                 <wp:positionV relativeFrom="paragraph">
-                  <wp:posOffset>198244</wp:posOffset>
+                  <wp:posOffset>169545</wp:posOffset>
                 </wp:positionV>
                 <wp:extent cx="3633850" cy="771896"/>
                 <wp:effectExtent l="133350" t="133350" r="138430" b="161925"/>
@@ -1781,21 +1723,7 @@
                                 <w:sz w:val="24"/>
                                 <w:szCs w:val="24"/>
                               </w:rPr>
-                              <w:t xml:space="preserve">(Form </w:t>
-                            </w:r>
-                            <w:r>
-                              <w:rPr>
-                                <w:sz w:val="24"/>
-                                <w:szCs w:val="24"/>
-                              </w:rPr>
-                              <w:t>2</w:t>
-                            </w:r>
-                            <w:r>
-                              <w:rPr>
-                                <w:sz w:val="24"/>
-                                <w:szCs w:val="24"/>
-                              </w:rPr>
-                              <w:t>)</w:t>
+                              <w:t>(Form 2)</w:t>
                             </w:r>
                           </w:p>
                           <w:p>
@@ -1849,9 +1777,9 @@
               </wp:anchor>
             </w:drawing>
           </mc:Choice>
-          <mc:Fallback>
+          <mc:Fallback xmlns:cx2="http://schemas.microsoft.com/office/drawing/2015/10/21/chartex" xmlns:cx3="http://schemas.microsoft.com/office/drawing/2016/5/9/chartex" xmlns:cx4="http://schemas.microsoft.com/office/drawing/2016/5/10/chartex" xmlns:cx5="http://schemas.microsoft.com/office/drawing/2016/5/11/chartex" xmlns:cx6="http://schemas.microsoft.com/office/drawing/2016/5/12/chartex" xmlns:cx7="http://schemas.microsoft.com/office/drawing/2016/5/13/chartex" xmlns:cx8="http://schemas.microsoft.com/office/drawing/2016/5/14/chartex" xmlns:aink="http://schemas.microsoft.com/office/drawing/2016/ink" xmlns:am3d="http://schemas.microsoft.com/office/drawing/2017/model3d" xmlns:w16cex="http://schemas.microsoft.com/office/word/2018/wordml/cex" xmlns:w16cid="http://schemas.microsoft.com/office/word/2016/wordml/cid" xmlns:w16="http://schemas.microsoft.com/office/word/2018/wordml" xmlns:w16sdtdh="http://schemas.microsoft.com/office/word/2020/wordml/sdtdatahash">
             <w:pict>
-              <v:shape w14:anchorId="4FA75A35" id="Metin Kutusu 3" o:spid="_x0000_s1028" type="#_x0000_t202" style="position:absolute;left:0;text-align:left;margin-left:39.75pt;margin-top:15.6pt;width:286.15pt;height:60.8pt;z-index:251710464;visibility:visible;mso-wrap-style:square;mso-width-percent:0;mso-height-percent:0;mso-wrap-distance-left:9pt;mso-wrap-distance-top:0;mso-wrap-distance-right:9pt;mso-wrap-distance-bottom:0;mso-position-horizontal:absolute;mso-position-horizontal-relative:text;mso-position-vertical:absolute;mso-position-vertical-relative:text;mso-width-percent:0;mso-height-percent:0;mso-width-relative:margin;mso-height-relative:margin;v-text-anchor:top" o:gfxdata="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" fillcolor="white [3201]" stroked="f" strokeweight=".5pt">
+              <v:shape w14:anchorId="4FA75A35" id="Metin Kutusu 3" o:spid="_x0000_s1029" type="#_x0000_t202" style="position:absolute;left:0;text-align:left;margin-left:62.95pt;margin-top:13.35pt;width:286.15pt;height:60.8pt;z-index:251710464;visibility:visible;mso-wrap-style:square;mso-width-percent:0;mso-height-percent:0;mso-wrap-distance-left:9pt;mso-wrap-distance-top:0;mso-wrap-distance-right:9pt;mso-wrap-distance-bottom:0;mso-position-horizontal:absolute;mso-position-horizontal-relative:text;mso-position-vertical:absolute;mso-position-vertical-relative:text;mso-width-percent:0;mso-height-percent:0;mso-width-relative:margin;mso-height-relative:margin;v-text-anchor:top" o:gfxdata="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" fillcolor="white [3201]" stroked="f" strokeweight=".5pt">
                 <v:shadow on="t" color="black" offset="0,1pt"/>
                 <v:textbox>
                   <w:txbxContent>
@@ -1893,21 +1821,7 @@
                           <w:sz w:val="24"/>
                           <w:szCs w:val="24"/>
                         </w:rPr>
-                        <w:t xml:space="preserve">(Form </w:t>
-                      </w:r>
-                      <w:r>
-                        <w:rPr>
-                          <w:sz w:val="24"/>
-                          <w:szCs w:val="24"/>
-                        </w:rPr>
-                        <w:t>2</w:t>
-                      </w:r>
-                      <w:r>
-                        <w:rPr>
-                          <w:sz w:val="24"/>
-                          <w:szCs w:val="24"/>
-                        </w:rPr>
-                        <w:t>)</w:t>
+                        <w:t>(Form 2)</w:t>
                       </w:r>
                     </w:p>
                     <w:p>
@@ -1984,16 +1898,16 @@
         <mc:AlternateContent>
           <mc:Choice Requires="wps">
             <w:drawing>
-              <wp:anchor distT="0" distB="0" distL="114300" distR="114300" simplePos="0" relativeHeight="251719680" behindDoc="0" locked="0" layoutInCell="1" allowOverlap="1" wp14:anchorId="4552D67F" wp14:editId="09806D62">
+              <wp:anchor distT="0" distB="0" distL="114300" distR="114300" simplePos="0" relativeHeight="251719680" behindDoc="0" locked="0" layoutInCell="1" allowOverlap="1" wp14:anchorId="4552D67F" wp14:editId="77BCCE72">
                 <wp:simplePos x="0" y="0"/>
                 <wp:positionH relativeFrom="column">
-                  <wp:posOffset>6430645</wp:posOffset>
+                  <wp:posOffset>6429375</wp:posOffset>
                 </wp:positionH>
                 <wp:positionV relativeFrom="paragraph">
-                  <wp:posOffset>67945</wp:posOffset>
+                  <wp:posOffset>66675</wp:posOffset>
                 </wp:positionV>
-                <wp:extent cx="3589020" cy="1603168"/>
-                <wp:effectExtent l="133350" t="114300" r="125730" b="149860"/>
+                <wp:extent cx="3589020" cy="1676400"/>
+                <wp:effectExtent l="133350" t="133350" r="125730" b="152400"/>
                 <wp:wrapNone/>
                 <wp:docPr id="10" name="Metin Kutusu 10"/>
                 <wp:cNvGraphicFramePr/>
@@ -2004,7 +1918,7 @@
                       <wps:spPr>
                         <a:xfrm>
                           <a:off x="0" y="0"/>
-                          <a:ext cx="3589020" cy="1603168"/>
+                          <a:ext cx="3589020" cy="1676400"/>
                         </a:xfrm>
                         <a:prstGeom prst="rect">
                           <a:avLst/>
@@ -2066,6 +1980,7 @@
                                 <w:szCs w:val="24"/>
                               </w:rPr>
                             </w:pPr>
+                            <w:proofErr w:type="gramStart"/>
                             <w:r>
                               <w:rPr>
                                 <w:rFonts w:asciiTheme="minorHAnsi" w:hAnsiTheme="minorHAnsi"/>
@@ -2074,8 +1989,19 @@
                                 <w:sz w:val="24"/>
                                 <w:szCs w:val="24"/>
                               </w:rPr>
-                              <w:t>Ve</w:t>
-                            </w:r>
+                              <w:t>v</w:t>
+                            </w:r>
+                            <w:r>
+                              <w:rPr>
+                                <w:rFonts w:asciiTheme="minorHAnsi" w:hAnsiTheme="minorHAnsi"/>
+                                <w:b/>
+                                <w:color w:val="FF0000"/>
+                                <w:sz w:val="24"/>
+                                <w:szCs w:val="24"/>
+                              </w:rPr>
+                              <w:t>e</w:t>
+                            </w:r>
+                            <w:proofErr w:type="gramEnd"/>
                             <w:r>
                               <w:rPr>
                                 <w:rFonts w:asciiTheme="minorHAnsi" w:hAnsiTheme="minorHAnsi"/>
@@ -2156,7 +2082,7 @@
                                 <w:sz w:val="24"/>
                                 <w:szCs w:val="24"/>
                               </w:rPr>
-                              <w:t xml:space="preserve">örüşmeler sonucu tüm takım üyelerinin gözlem ve görüşmeler sonucu Form </w:t>
+                              <w:t>örüşmeler sonucu tüm takım üyelerinin gözlem ve görüş</w:t>
                             </w:r>
                             <w:r>
                               <w:rPr>
@@ -2164,6 +2090,22 @@
                                 <w:sz w:val="24"/>
                                 <w:szCs w:val="24"/>
                               </w:rPr>
+                              <w:t xml:space="preserve">leri ile ilgili </w:t>
+                            </w:r>
+                            <w:r>
+                              <w:rPr>
+                                <w:rFonts w:asciiTheme="minorHAnsi" w:hAnsiTheme="minorHAnsi"/>
+                                <w:sz w:val="24"/>
+                                <w:szCs w:val="24"/>
+                              </w:rPr>
+                              <w:t xml:space="preserve">Form </w:t>
+                            </w:r>
+                            <w:r>
+                              <w:rPr>
+                                <w:rFonts w:asciiTheme="minorHAnsi" w:hAnsiTheme="minorHAnsi"/>
+                                <w:sz w:val="24"/>
+                                <w:szCs w:val="24"/>
+                              </w:rPr>
                               <w:t>2,</w:t>
                             </w:r>
                             <w:r>
@@ -2172,7 +2114,7 @@
                                 <w:sz w:val="24"/>
                                 <w:szCs w:val="24"/>
                               </w:rPr>
-                              <w:t xml:space="preserve">3,4 </w:t>
+                              <w:t xml:space="preserve"> </w:t>
                             </w:r>
                             <w:r>
                               <w:rPr>
@@ -2180,6 +2122,30 @@
                                 <w:sz w:val="24"/>
                                 <w:szCs w:val="24"/>
                               </w:rPr>
+                              <w:t>3,</w:t>
+                            </w:r>
+                            <w:r>
+                              <w:rPr>
+                                <w:rFonts w:asciiTheme="minorHAnsi" w:hAnsiTheme="minorHAnsi"/>
+                                <w:sz w:val="24"/>
+                                <w:szCs w:val="24"/>
+                              </w:rPr>
+                              <w:t xml:space="preserve"> </w:t>
+                            </w:r>
+                            <w:r>
+                              <w:rPr>
+                                <w:rFonts w:asciiTheme="minorHAnsi" w:hAnsiTheme="minorHAnsi"/>
+                                <w:sz w:val="24"/>
+                                <w:szCs w:val="24"/>
+                              </w:rPr>
+                              <w:t xml:space="preserve">4 </w:t>
+                            </w:r>
+                            <w:r>
+                              <w:rPr>
+                                <w:rFonts w:asciiTheme="minorHAnsi" w:hAnsiTheme="minorHAnsi"/>
+                                <w:sz w:val="24"/>
+                                <w:szCs w:val="24"/>
+                              </w:rPr>
                               <w:t>ü</w:t>
                             </w:r>
                             <w:r>
@@ -2220,7 +2186,23 @@
                                 <w:sz w:val="24"/>
                                 <w:szCs w:val="24"/>
                               </w:rPr>
-                              <w:t>e 2. gün sütununun</w:t>
+                              <w:t xml:space="preserve">e </w:t>
+                            </w:r>
+                            <w:r>
+                              <w:rPr>
+                                <w:rFonts w:asciiTheme="minorHAnsi" w:hAnsiTheme="minorHAnsi"/>
+                                <w:sz w:val="24"/>
+                                <w:szCs w:val="24"/>
+                              </w:rPr>
+                              <w:t xml:space="preserve">çıkış bildirimi </w:t>
+                            </w:r>
+                            <w:r>
+                              <w:rPr>
+                                <w:rFonts w:asciiTheme="minorHAnsi" w:hAnsiTheme="minorHAnsi"/>
+                                <w:sz w:val="24"/>
+                                <w:szCs w:val="24"/>
+                              </w:rPr>
+                              <w:t>sütununun</w:t>
                             </w:r>
                             <w:r>
                               <w:rPr>
@@ -2361,9 +2343,9 @@
               </wp:anchor>
             </w:drawing>
           </mc:Choice>
-          <mc:Fallback>
+          <mc:Fallback xmlns:cx2="http://schemas.microsoft.com/office/drawing/2015/10/21/chartex" xmlns:cx3="http://schemas.microsoft.com/office/drawing/2016/5/9/chartex" xmlns:cx4="http://schemas.microsoft.com/office/drawing/2016/5/10/chartex" xmlns:cx5="http://schemas.microsoft.com/office/drawing/2016/5/11/chartex" xmlns:cx6="http://schemas.microsoft.com/office/drawing/2016/5/12/chartex" xmlns:cx7="http://schemas.microsoft.com/office/drawing/2016/5/13/chartex" xmlns:cx8="http://schemas.microsoft.com/office/drawing/2016/5/14/chartex" xmlns:aink="http://schemas.microsoft.com/office/drawing/2016/ink" xmlns:am3d="http://schemas.microsoft.com/office/drawing/2017/model3d" xmlns:w16cex="http://schemas.microsoft.com/office/word/2018/wordml/cex" xmlns:w16cid="http://schemas.microsoft.com/office/word/2016/wordml/cid" xmlns:w16="http://schemas.microsoft.com/office/word/2018/wordml" xmlns:w16sdtdh="http://schemas.microsoft.com/office/word/2020/wordml/sdtdatahash">
             <w:pict>
-              <v:shape w14:anchorId="4552D67F" id="Metin Kutusu 10" o:spid="_x0000_s1029" type="#_x0000_t202" style="position:absolute;left:0;text-align:left;margin-left:506.35pt;margin-top:5.35pt;width:282.6pt;height:126.25pt;z-index:251719680;visibility:visible;mso-wrap-style:square;mso-width-percent:0;mso-height-percent:0;mso-wrap-distance-left:9pt;mso-wrap-distance-top:0;mso-wrap-distance-right:9pt;mso-wrap-distance-bottom:0;mso-position-horizontal:absolute;mso-position-horizontal-relative:text;mso-position-vertical:absolute;mso-position-vertical-relative:text;mso-width-percent:0;mso-height-percent:0;mso-width-relative:margin;mso-height-relative:margin;v-text-anchor:top" o:gfxdata="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" fillcolor="white [3201]" stroked="f" strokeweight=".5pt">
+              <v:shape w14:anchorId="4552D67F" id="Metin Kutusu 10" o:spid="_x0000_s1030" type="#_x0000_t202" style="position:absolute;left:0;text-align:left;margin-left:506.25pt;margin-top:5.25pt;width:282.6pt;height:132pt;z-index:251719680;visibility:visible;mso-wrap-style:square;mso-width-percent:0;mso-height-percent:0;mso-wrap-distance-left:9pt;mso-wrap-distance-top:0;mso-wrap-distance-right:9pt;mso-wrap-distance-bottom:0;mso-position-horizontal:absolute;mso-position-horizontal-relative:text;mso-position-vertical:absolute;mso-position-vertical-relative:text;mso-width-percent:0;mso-height-percent:0;mso-width-relative:margin;mso-height-relative:margin;v-text-anchor:top" o:gfxdata="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" fillcolor="white [3201]" stroked="f" strokeweight=".5pt">
                 <v:shadow on="t" color="black" offset="0,1pt"/>
                 <v:textbox>
                   <w:txbxContent>
@@ -2382,6 +2364,7 @@
                           <w:szCs w:val="24"/>
                         </w:rPr>
                       </w:pPr>
+                      <w:proofErr w:type="gramStart"/>
                       <w:r>
                         <w:rPr>
                           <w:rFonts w:asciiTheme="minorHAnsi" w:hAnsiTheme="minorHAnsi"/>
@@ -2390,8 +2373,19 @@
                           <w:sz w:val="24"/>
                           <w:szCs w:val="24"/>
                         </w:rPr>
-                        <w:t>Ve</w:t>
-                      </w:r>
+                        <w:t>v</w:t>
+                      </w:r>
+                      <w:r>
+                        <w:rPr>
+                          <w:rFonts w:asciiTheme="minorHAnsi" w:hAnsiTheme="minorHAnsi"/>
+                          <w:b/>
+                          <w:color w:val="FF0000"/>
+                          <w:sz w:val="24"/>
+                          <w:szCs w:val="24"/>
+                        </w:rPr>
+                        <w:t>e</w:t>
+                      </w:r>
+                      <w:proofErr w:type="gramEnd"/>
                       <w:r>
                         <w:rPr>
                           <w:rFonts w:asciiTheme="minorHAnsi" w:hAnsiTheme="minorHAnsi"/>
@@ -2472,7 +2466,7 @@
                           <w:sz w:val="24"/>
                           <w:szCs w:val="24"/>
                         </w:rPr>
-                        <w:t xml:space="preserve">örüşmeler sonucu tüm takım üyelerinin gözlem ve görüşmeler sonucu Form </w:t>
+                        <w:t>örüşmeler sonucu tüm takım üyelerinin gözlem ve görüş</w:t>
                       </w:r>
                       <w:r>
                         <w:rPr>
@@ -2480,6 +2474,22 @@
                           <w:sz w:val="24"/>
                           <w:szCs w:val="24"/>
                         </w:rPr>
+                        <w:t xml:space="preserve">leri ile ilgili </w:t>
+                      </w:r>
+                      <w:r>
+                        <w:rPr>
+                          <w:rFonts w:asciiTheme="minorHAnsi" w:hAnsiTheme="minorHAnsi"/>
+                          <w:sz w:val="24"/>
+                          <w:szCs w:val="24"/>
+                        </w:rPr>
+                        <w:t xml:space="preserve">Form </w:t>
+                      </w:r>
+                      <w:r>
+                        <w:rPr>
+                          <w:rFonts w:asciiTheme="minorHAnsi" w:hAnsiTheme="minorHAnsi"/>
+                          <w:sz w:val="24"/>
+                          <w:szCs w:val="24"/>
+                        </w:rPr>
                         <w:t>2,</w:t>
                       </w:r>
                       <w:r>
@@ -2488,7 +2498,7 @@
                           <w:sz w:val="24"/>
                           <w:szCs w:val="24"/>
                         </w:rPr>
-                        <w:t xml:space="preserve">3,4 </w:t>
+                        <w:t xml:space="preserve"> </w:t>
                       </w:r>
                       <w:r>
                         <w:rPr>
@@ -2496,6 +2506,30 @@
                           <w:sz w:val="24"/>
                           <w:szCs w:val="24"/>
                         </w:rPr>
+                        <w:t>3,</w:t>
+                      </w:r>
+                      <w:r>
+                        <w:rPr>
+                          <w:rFonts w:asciiTheme="minorHAnsi" w:hAnsiTheme="minorHAnsi"/>
+                          <w:sz w:val="24"/>
+                          <w:szCs w:val="24"/>
+                        </w:rPr>
+                        <w:t xml:space="preserve"> </w:t>
+                      </w:r>
+                      <w:r>
+                        <w:rPr>
+                          <w:rFonts w:asciiTheme="minorHAnsi" w:hAnsiTheme="minorHAnsi"/>
+                          <w:sz w:val="24"/>
+                          <w:szCs w:val="24"/>
+                        </w:rPr>
+                        <w:t xml:space="preserve">4 </w:t>
+                      </w:r>
+                      <w:r>
+                        <w:rPr>
+                          <w:rFonts w:asciiTheme="minorHAnsi" w:hAnsiTheme="minorHAnsi"/>
+                          <w:sz w:val="24"/>
+                          <w:szCs w:val="24"/>
+                        </w:rPr>
                         <w:t>ü</w:t>
                       </w:r>
                       <w:r>
@@ -2536,7 +2570,23 @@
                           <w:sz w:val="24"/>
                           <w:szCs w:val="24"/>
                         </w:rPr>
-                        <w:t>e 2. gün sütununun</w:t>
+                        <w:t xml:space="preserve">e </w:t>
+                      </w:r>
+                      <w:r>
+                        <w:rPr>
+                          <w:rFonts w:asciiTheme="minorHAnsi" w:hAnsiTheme="minorHAnsi"/>
+                          <w:sz w:val="24"/>
+                          <w:szCs w:val="24"/>
+                        </w:rPr>
+                        <w:t xml:space="preserve">çıkış bildirimi </w:t>
+                      </w:r>
+                      <w:r>
+                        <w:rPr>
+                          <w:rFonts w:asciiTheme="minorHAnsi" w:hAnsiTheme="minorHAnsi"/>
+                          <w:sz w:val="24"/>
+                          <w:szCs w:val="24"/>
+                        </w:rPr>
+                        <w:t>sütununun</w:t>
                       </w:r>
                       <w:r>
                         <w:rPr>
@@ -2783,6 +2833,38 @@
                                 <w:szCs w:val="28"/>
                               </w:rPr>
                             </w:pPr>
+                            <w:proofErr w:type="gramStart"/>
+                            <w:r>
+                              <w:rPr>
+                                <w:rFonts w:asciiTheme="minorHAnsi" w:hAnsiTheme="minorHAnsi"/>
+                                <w:b/>
+                                <w:color w:val="FF0000"/>
+                                <w:sz w:val="28"/>
+                                <w:szCs w:val="28"/>
+                              </w:rPr>
+                              <w:t>ve</w:t>
+                            </w:r>
+                            <w:proofErr w:type="gramEnd"/>
+                            <w:r>
+                              <w:rPr>
+                                <w:rFonts w:asciiTheme="minorHAnsi" w:hAnsiTheme="minorHAnsi"/>
+                                <w:b/>
+                                <w:color w:val="FF0000"/>
+                                <w:sz w:val="28"/>
+                                <w:szCs w:val="28"/>
+                              </w:rPr>
+                              <w:t xml:space="preserve"> </w:t>
+                            </w:r>
+                            <w:r>
+                              <w:rPr>
+                                <w:rFonts w:asciiTheme="minorHAnsi" w:hAnsiTheme="minorHAnsi"/>
+                                <w:b/>
+                                <w:color w:val="FF0000"/>
+                                <w:sz w:val="28"/>
+                                <w:szCs w:val="28"/>
+                              </w:rPr>
+                              <w:t xml:space="preserve">2. </w:t>
+                            </w:r>
                             <w:r>
                               <w:rPr>
                                 <w:rFonts w:asciiTheme="minorHAnsi" w:hAnsiTheme="minorHAnsi"/>
@@ -2862,9 +2944,9 @@
               </wp:anchor>
             </w:drawing>
           </mc:Choice>
-          <mc:Fallback>
+          <mc:Fallback xmlns:cx2="http://schemas.microsoft.com/office/drawing/2015/10/21/chartex" xmlns:cx3="http://schemas.microsoft.com/office/drawing/2016/5/9/chartex" xmlns:cx4="http://schemas.microsoft.com/office/drawing/2016/5/10/chartex" xmlns:cx5="http://schemas.microsoft.com/office/drawing/2016/5/11/chartex" xmlns:cx6="http://schemas.microsoft.com/office/drawing/2016/5/12/chartex" xmlns:cx7="http://schemas.microsoft.com/office/drawing/2016/5/13/chartex" xmlns:cx8="http://schemas.microsoft.com/office/drawing/2016/5/14/chartex" xmlns:aink="http://schemas.microsoft.com/office/drawing/2016/ink" xmlns:am3d="http://schemas.microsoft.com/office/drawing/2017/model3d" xmlns:w16cex="http://schemas.microsoft.com/office/word/2018/wordml/cex" xmlns:w16cid="http://schemas.microsoft.com/office/word/2016/wordml/cid" xmlns:w16="http://schemas.microsoft.com/office/word/2018/wordml" xmlns:w16sdtdh="http://schemas.microsoft.com/office/word/2020/wordml/sdtdatahash">
             <w:pict>
-              <v:shape w14:anchorId="6EB6E833" id="Metin Kutusu 8" o:spid="_x0000_s1030" type="#_x0000_t202" style="position:absolute;left:0;text-align:left;margin-left:-3.25pt;margin-top:32.6pt;width:440.3pt;height:69.15pt;z-index:251717632;visibility:visible;mso-wrap-style:square;mso-width-percent:0;mso-height-percent:0;mso-wrap-distance-left:9pt;mso-wrap-distance-top:0;mso-wrap-distance-right:9pt;mso-wrap-distance-bottom:0;mso-position-horizontal:absolute;mso-position-horizontal-relative:text;mso-position-vertical:absolute;mso-position-vertical-relative:text;mso-width-percent:0;mso-height-percent:0;mso-width-relative:margin;mso-height-relative:margin;v-text-anchor:top" o:gfxdata="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" fillcolor="white [3201]" stroked="f" strokeweight=".5pt">
+              <v:shape w14:anchorId="6EB6E833" id="Metin Kutusu 8" o:spid="_x0000_s1031" type="#_x0000_t202" style="position:absolute;left:0;text-align:left;margin-left:-3.25pt;margin-top:32.6pt;width:440.3pt;height:69.15pt;z-index:251717632;visibility:visible;mso-wrap-style:square;mso-width-percent:0;mso-height-percent:0;mso-wrap-distance-left:9pt;mso-wrap-distance-top:0;mso-wrap-distance-right:9pt;mso-wrap-distance-bottom:0;mso-position-horizontal:absolute;mso-position-horizontal-relative:text;mso-position-vertical:absolute;mso-position-vertical-relative:text;mso-width-percent:0;mso-height-percent:0;mso-width-relative:margin;mso-height-relative:margin;v-text-anchor:top" o:gfxdata="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" fillcolor="white [3201]" stroked="f" strokeweight=".5pt">
                 <v:shadow on="t" color="black" offset="0,1pt"/>
                 <v:textbox>
                   <w:txbxContent>
@@ -2884,6 +2966,38 @@
                           <w:szCs w:val="28"/>
                         </w:rPr>
                       </w:pPr>
+                      <w:proofErr w:type="gramStart"/>
+                      <w:r>
+                        <w:rPr>
+                          <w:rFonts w:asciiTheme="minorHAnsi" w:hAnsiTheme="minorHAnsi"/>
+                          <w:b/>
+                          <w:color w:val="FF0000"/>
+                          <w:sz w:val="28"/>
+                          <w:szCs w:val="28"/>
+                        </w:rPr>
+                        <w:t>ve</w:t>
+                      </w:r>
+                      <w:proofErr w:type="gramEnd"/>
+                      <w:r>
+                        <w:rPr>
+                          <w:rFonts w:asciiTheme="minorHAnsi" w:hAnsiTheme="minorHAnsi"/>
+                          <w:b/>
+                          <w:color w:val="FF0000"/>
+                          <w:sz w:val="28"/>
+                          <w:szCs w:val="28"/>
+                        </w:rPr>
+                        <w:t xml:space="preserve"> </w:t>
+                      </w:r>
+                      <w:r>
+                        <w:rPr>
+                          <w:rFonts w:asciiTheme="minorHAnsi" w:hAnsiTheme="minorHAnsi"/>
+                          <w:b/>
+                          <w:color w:val="FF0000"/>
+                          <w:sz w:val="28"/>
+                          <w:szCs w:val="28"/>
+                        </w:rPr>
+                        <w:t xml:space="preserve">2. </w:t>
+                      </w:r>
                       <w:r>
                         <w:rPr>
                           <w:rFonts w:asciiTheme="minorHAnsi" w:hAnsiTheme="minorHAnsi"/>
@@ -3029,7 +3143,7 @@
               </wp:anchor>
             </w:drawing>
           </mc:Choice>
-          <mc:Fallback>
+          <mc:Fallback xmlns:cx2="http://schemas.microsoft.com/office/drawing/2015/10/21/chartex" xmlns:cx3="http://schemas.microsoft.com/office/drawing/2016/5/9/chartex" xmlns:cx4="http://schemas.microsoft.com/office/drawing/2016/5/10/chartex" xmlns:cx5="http://schemas.microsoft.com/office/drawing/2016/5/11/chartex" xmlns:cx6="http://schemas.microsoft.com/office/drawing/2016/5/12/chartex" xmlns:cx7="http://schemas.microsoft.com/office/drawing/2016/5/13/chartex" xmlns:cx8="http://schemas.microsoft.com/office/drawing/2016/5/14/chartex" xmlns:aink="http://schemas.microsoft.com/office/drawing/2016/ink" xmlns:am3d="http://schemas.microsoft.com/office/drawing/2017/model3d" xmlns:w16cex="http://schemas.microsoft.com/office/word/2018/wordml/cex" xmlns:w16cid="http://schemas.microsoft.com/office/word/2016/wordml/cid" xmlns:w16="http://schemas.microsoft.com/office/word/2018/wordml" xmlns:w16sdtdh="http://schemas.microsoft.com/office/word/2020/wordml/sdtdatahash">
             <w:pict>
               <v:shape w14:anchorId="41DD2DD3" id="Sol Ok 12" o:spid="_x0000_s1026" type="#_x0000_t66" style="position:absolute;margin-left:447.4pt;margin-top:2.1pt;width:43.2pt;height:26.2pt;z-index:251723776;visibility:visible;mso-wrap-style:square;mso-width-percent:0;mso-height-percent:0;mso-wrap-distance-left:9pt;mso-wrap-distance-top:0;mso-wrap-distance-right:9pt;mso-wrap-distance-bottom:0;mso-position-horizontal:absolute;mso-position-horizontal-relative:text;mso-position-vertical:absolute;mso-position-vertical-relative:text;mso-width-percent:0;mso-height-percent:0;mso-width-relative:margin;mso-height-relative:margin;v-text-anchor:middle" o:gfxdata="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" adj="6547" fillcolor="#5b9bd5 [3204]" strokecolor="#1f4d78 [1604]" strokeweight="1pt"/>
             </w:pict>
@@ -3174,7 +3288,7 @@
                                 <w:sz w:val="28"/>
                                 <w:szCs w:val="32"/>
                               </w:rPr>
-                              <w:t>2</w:t>
+                              <w:t>3</w:t>
                             </w:r>
                             <w:r>
                               <w:rPr>
@@ -3324,7 +3438,14 @@
                                 <w:sz w:val="24"/>
                                 <w:szCs w:val="24"/>
                               </w:rPr>
-                              <w:t xml:space="preserve">Olgunluk Düzeylerinin Özeti </w:t>
+                              <w:t xml:space="preserve">Olgunluk </w:t>
+                            </w:r>
+                            <w:r>
+                              <w:rPr>
+                                <w:sz w:val="24"/>
+                                <w:szCs w:val="24"/>
+                              </w:rPr>
+                              <w:t xml:space="preserve">Düzeylerinin Özeti </w:t>
                             </w:r>
                             <w:r>
                               <w:rPr>
@@ -3352,28 +3473,51 @@
                                 <w:sz w:val="24"/>
                                 <w:szCs w:val="24"/>
                               </w:rPr>
-                              <w:t xml:space="preserve">n kuruma </w:t>
-                            </w:r>
-                            <w:r>
-                              <w:rPr>
-                                <w:sz w:val="24"/>
-                                <w:szCs w:val="24"/>
-                              </w:rPr>
-                              <w:t xml:space="preserve">verilmesi </w:t>
-                            </w:r>
-                            <w:r>
-                              <w:rPr>
-                                <w:sz w:val="24"/>
-                                <w:szCs w:val="24"/>
-                              </w:rPr>
-                              <w:t>veya</w:t>
-                            </w:r>
-                            <w:r>
-                              <w:rPr>
-                                <w:sz w:val="24"/>
-                                <w:szCs w:val="24"/>
-                              </w:rPr>
-                              <w:t xml:space="preserve"> ziyaret sonrası 3 gün içinde e-posta yolu ile program başkanına iletilmesi</w:t>
+                              <w:t>n</w:t>
+                            </w:r>
+                            <w:r>
+                              <w:rPr>
+                                <w:sz w:val="24"/>
+                                <w:szCs w:val="24"/>
+                              </w:rPr>
+                              <w:t xml:space="preserve"> kuruma </w:t>
+                            </w:r>
+                            <w:bookmarkStart w:id="0" w:name="_GoBack"/>
+                            <w:bookmarkEnd w:id="0"/>
+                            <w:r>
+                              <w:rPr>
+                                <w:sz w:val="24"/>
+                                <w:szCs w:val="24"/>
+                              </w:rPr>
+                              <w:t>verilmesi veya</w:t>
+                            </w:r>
+                            <w:r>
+                              <w:rPr>
+                                <w:sz w:val="24"/>
+                                <w:szCs w:val="24"/>
+                              </w:rPr>
+                              <w:t xml:space="preserve"> ziyaret sonrası</w:t>
+                            </w:r>
+                            <w:r>
+                              <w:rPr>
+                                <w:sz w:val="24"/>
+                                <w:szCs w:val="24"/>
+                              </w:rPr>
+                              <w:t xml:space="preserve"> 5</w:t>
+                            </w:r>
+                            <w:r>
+                              <w:rPr>
+                                <w:sz w:val="24"/>
+                                <w:szCs w:val="24"/>
+                              </w:rPr>
+                              <w:t xml:space="preserve"> gün içinde</w:t>
+                            </w:r>
+                            <w:r>
+                              <w:rPr>
+                                <w:sz w:val="24"/>
+                                <w:szCs w:val="24"/>
+                              </w:rPr>
+                              <w:t xml:space="preserve"> e-posta yolu ile program başkanına iletilmesi</w:t>
                             </w:r>
                           </w:p>
                           <w:p>
@@ -3403,7 +3547,7 @@
           </mc:Choice>
           <mc:Fallback>
             <w:pict>
-              <v:rect w14:anchorId="5C51EBFB" id="Dikdörtgen 2" o:spid="_x0000_s1031" style="position:absolute;margin-left:-8.7pt;margin-top:11.5pt;width:793.5pt;height:99pt;z-index:251724800;visibility:visible;mso-wrap-style:square;mso-width-percent:0;mso-height-percent:0;mso-wrap-distance-left:9pt;mso-wrap-distance-top:0;mso-wrap-distance-right:9pt;mso-wrap-distance-bottom:0;mso-position-horizontal:absolute;mso-position-horizontal-relative:text;mso-position-vertical:absolute;mso-position-vertical-relative:text;mso-width-percent:0;mso-height-percent:0;mso-width-relative:margin;mso-height-relative:margin;v-text-anchor:middle" o:gfxdata="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" fillcolor="white [3201]" stroked="f" strokeweight="1pt">
+              <v:rect w14:anchorId="5C51EBFB" id="Dikdörtgen 2" o:spid="_x0000_s1032" style="position:absolute;margin-left:-8.7pt;margin-top:11.5pt;width:793.5pt;height:99pt;z-index:251724800;visibility:visible;mso-wrap-style:square;mso-width-percent:0;mso-height-percent:0;mso-wrap-distance-left:9pt;mso-wrap-distance-top:0;mso-wrap-distance-right:9pt;mso-wrap-distance-bottom:0;mso-position-horizontal:absolute;mso-position-horizontal-relative:text;mso-position-vertical:absolute;mso-position-vertical-relative:text;mso-width-percent:0;mso-height-percent:0;mso-width-relative:margin;mso-height-relative:margin;v-text-anchor:middle" o:gfxdata="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" fillcolor="white [3201]" stroked="f" strokeweight="1pt">
                 <v:shadow on="t" color="black" offset="0,1pt"/>
                 <v:textbox>
                   <w:txbxContent>
@@ -3424,7 +3568,7 @@
                           <w:sz w:val="28"/>
                           <w:szCs w:val="32"/>
                         </w:rPr>
-                        <w:t>2</w:t>
+                        <w:t>3</w:t>
                       </w:r>
                       <w:r>
                         <w:rPr>
@@ -3574,7 +3718,14 @@
                           <w:sz w:val="24"/>
                           <w:szCs w:val="24"/>
                         </w:rPr>
-                        <w:t xml:space="preserve">Olgunluk Düzeylerinin Özeti </w:t>
+                        <w:t xml:space="preserve">Olgunluk </w:t>
+                      </w:r>
+                      <w:r>
+                        <w:rPr>
+                          <w:sz w:val="24"/>
+                          <w:szCs w:val="24"/>
+                        </w:rPr>
+                        <w:t xml:space="preserve">Düzeylerinin Özeti </w:t>
                       </w:r>
                       <w:r>
                         <w:rPr>
@@ -3602,28 +3753,51 @@
                           <w:sz w:val="24"/>
                           <w:szCs w:val="24"/>
                         </w:rPr>
-                        <w:t xml:space="preserve">n kuruma </w:t>
-                      </w:r>
-                      <w:r>
-                        <w:rPr>
-                          <w:sz w:val="24"/>
-                          <w:szCs w:val="24"/>
-                        </w:rPr>
-                        <w:t xml:space="preserve">verilmesi </w:t>
-                      </w:r>
-                      <w:r>
-                        <w:rPr>
-                          <w:sz w:val="24"/>
-                          <w:szCs w:val="24"/>
-                        </w:rPr>
-                        <w:t>veya</w:t>
-                      </w:r>
-                      <w:r>
-                        <w:rPr>
-                          <w:sz w:val="24"/>
-                          <w:szCs w:val="24"/>
-                        </w:rPr>
-                        <w:t xml:space="preserve"> ziyaret sonrası 3 gün içinde e-posta yolu ile program başkanına iletilmesi</w:t>
+                        <w:t>n</w:t>
+                      </w:r>
+                      <w:r>
+                        <w:rPr>
+                          <w:sz w:val="24"/>
+                          <w:szCs w:val="24"/>
+                        </w:rPr>
+                        <w:t xml:space="preserve"> kuruma </w:t>
+                      </w:r>
+                      <w:bookmarkStart w:id="1" w:name="_GoBack"/>
+                      <w:bookmarkEnd w:id="1"/>
+                      <w:r>
+                        <w:rPr>
+                          <w:sz w:val="24"/>
+                          <w:szCs w:val="24"/>
+                        </w:rPr>
+                        <w:t>verilmesi veya</w:t>
+                      </w:r>
+                      <w:r>
+                        <w:rPr>
+                          <w:sz w:val="24"/>
+                          <w:szCs w:val="24"/>
+                        </w:rPr>
+                        <w:t xml:space="preserve"> ziyaret sonrası</w:t>
+                      </w:r>
+                      <w:r>
+                        <w:rPr>
+                          <w:sz w:val="24"/>
+                          <w:szCs w:val="24"/>
+                        </w:rPr>
+                        <w:t xml:space="preserve"> 5</w:t>
+                      </w:r>
+                      <w:r>
+                        <w:rPr>
+                          <w:sz w:val="24"/>
+                          <w:szCs w:val="24"/>
+                        </w:rPr>
+                        <w:t xml:space="preserve"> gün içinde</w:t>
+                      </w:r>
+                      <w:r>
+                        <w:rPr>
+                          <w:sz w:val="24"/>
+                          <w:szCs w:val="24"/>
+                        </w:rPr>
+                        <w:t xml:space="preserve"> e-posta yolu ile program başkanına iletilmesi</w:t>
                       </w:r>
                     </w:p>
                     <w:p>
@@ -3914,9 +4088,9 @@
               </wp:anchor>
             </w:drawing>
           </mc:Choice>
-          <mc:Fallback>
+          <mc:Fallback xmlns:cx2="http://schemas.microsoft.com/office/drawing/2015/10/21/chartex" xmlns:cx3="http://schemas.microsoft.com/office/drawing/2016/5/9/chartex" xmlns:cx4="http://schemas.microsoft.com/office/drawing/2016/5/10/chartex" xmlns:cx5="http://schemas.microsoft.com/office/drawing/2016/5/11/chartex" xmlns:cx6="http://schemas.microsoft.com/office/drawing/2016/5/12/chartex" xmlns:cx7="http://schemas.microsoft.com/office/drawing/2016/5/13/chartex" xmlns:cx8="http://schemas.microsoft.com/office/drawing/2016/5/14/chartex" xmlns:aink="http://schemas.microsoft.com/office/drawing/2016/ink" xmlns:am3d="http://schemas.microsoft.com/office/drawing/2017/model3d" xmlns:w16cex="http://schemas.microsoft.com/office/word/2018/wordml/cex" xmlns:w16cid="http://schemas.microsoft.com/office/word/2016/wordml/cid" xmlns:w16="http://schemas.microsoft.com/office/word/2018/wordml" xmlns:w16sdtdh="http://schemas.microsoft.com/office/word/2020/wordml/sdtdatahash">
             <w:pict>
-              <v:roundrect w14:anchorId="5C2E2BD8" id="Yuvarlatılmış Dikdörtgen 4" o:spid="_x0000_s1032" style="position:absolute;margin-left:-28.05pt;margin-top:74.6pt;width:388.8pt;height:24pt;z-index:251726848;visibility:visible;mso-wrap-style:square;mso-width-percent:0;mso-height-percent:0;mso-wrap-distance-left:9pt;mso-wrap-distance-top:0;mso-wrap-distance-right:9pt;mso-wrap-distance-bottom:0;mso-position-horizontal:absolute;mso-position-horizontal-relative:margin;mso-position-vertical:absolute;mso-position-vertical-relative:text;mso-width-percent:0;mso-height-percent:0;mso-width-relative:margin;mso-height-relative:margin;v-text-anchor:middle" arcsize="10923f" o:gfxdata="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" fillcolor="white [3201]" stroked="f" strokeweight="1pt">
+              <v:roundrect w14:anchorId="5C2E2BD8" id="Yuvarlatılmış Dikdörtgen 4" o:spid="_x0000_s1033" style="position:absolute;margin-left:-28.05pt;margin-top:74.6pt;width:388.8pt;height:24pt;z-index:251726848;visibility:visible;mso-wrap-style:square;mso-width-percent:0;mso-height-percent:0;mso-wrap-distance-left:9pt;mso-wrap-distance-top:0;mso-wrap-distance-right:9pt;mso-wrap-distance-bottom:0;mso-position-horizontal:absolute;mso-position-horizontal-relative:margin;mso-position-vertical:absolute;mso-position-vertical-relative:text;mso-width-percent:0;mso-height-percent:0;mso-width-relative:margin;mso-height-relative:margin;v-text-anchor:middle" arcsize="10923f" o:gfxdata="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" fillcolor="white [3201]" stroked="f" strokeweight="1pt">
                 <v:stroke joinstyle="miter"/>
                 <v:shadow on="t" color="black" offset="0,1pt"/>
                 <v:textbox>
@@ -4068,7 +4242,7 @@
 </file>
 
 <file path=word/numbering.xml><?xml version="1.0" encoding="utf-8"?>
-<w:numbering xmlns:wpc="http://schemas.microsoft.com/office/word/2010/wordprocessingCanvas" xmlns:cx="http://schemas.microsoft.com/office/drawing/2014/chartex" xmlns:cx1="http://schemas.microsoft.com/office/drawing/2015/9/8/chartex" xmlns:cx2="http://schemas.microsoft.com/office/drawing/2015/10/21/chartex" xmlns:cx3="http://schemas.microsoft.com/office/drawing/2016/5/9/chartex" xmlns:cx4="http://schemas.microsoft.com/office/drawing/2016/5/10/chartex" xmlns:cx5="http://schemas.microsoft.com/office/drawing/2016/5/11/chartex" xmlns:cx6="http://schemas.microsoft.com/office/drawing/2016/5/12/chartex" xmlns:cx7="http://schemas.microsoft.com/office/drawing/2016/5/13/chartex" xmlns:cx8="http://schemas.microsoft.com/office/drawing/2016/5/14/chartex" xmlns:mc="http://schemas.openxmlformats.org/markup-compatibility/2006" xmlns:aink="http://schemas.microsoft.com/office/drawing/2016/ink" xmlns:am3d="http://schemas.microsoft.com/office/drawing/2017/model3d" xmlns:o="urn:schemas-microsoft-com:office:office" xmlns:r="http://schemas.openxmlformats.org/officeDocument/2006/relationships" xmlns:m="http://schemas.openxmlformats.org/officeDocument/2006/math" xmlns:v="urn:schemas-microsoft-com:vml" xmlns:wp14="http://schemas.microsoft.com/office/word/2010/wordprocessingDrawing" xmlns:wp="http://schemas.openxmlformats.org/drawingml/2006/wordprocessingDrawing" xmlns:w10="urn:schemas-microsoft-com:office:word" xmlns:w="http://schemas.openxmlformats.org/wordprocessingml/2006/main" xmlns:w14="http://schemas.microsoft.com/office/word/2010/wordml" xmlns:w15="http://schemas.microsoft.com/office/word/2012/wordml" xmlns:w16cex="http://schemas.microsoft.com/office/word/2018/wordml/cex" xmlns:w16cid="http://schemas.microsoft.com/office/word/2016/wordml/cid" xmlns:w16="http://schemas.microsoft.com/office/word/2018/wordml" xmlns:w16sdtdh="http://schemas.microsoft.com/office/word/2020/wordml/sdtdatahash" xmlns:w16se="http://schemas.microsoft.com/office/word/2015/wordml/symex" xmlns:wpg="http://schemas.microsoft.com/office/word/2010/wordprocessingGroup" xmlns:wpi="http://schemas.microsoft.com/office/word/2010/wordprocessingInk" xmlns:wne="http://schemas.microsoft.com/office/word/2006/wordml" xmlns:wps="http://schemas.microsoft.com/office/word/2010/wordprocessingShape" mc:Ignorable="w14 w15 w16se w16cid w16 w16cex w16sdtdh wp14">
+<w:numbering xmlns:wpc="http://schemas.microsoft.com/office/word/2010/wordprocessingCanvas" xmlns:cx="http://schemas.microsoft.com/office/drawing/2014/chartex" xmlns:cx1="http://schemas.microsoft.com/office/drawing/2015/9/8/chartex" xmlns:mc="http://schemas.openxmlformats.org/markup-compatibility/2006" xmlns:o="urn:schemas-microsoft-com:office:office" xmlns:r="http://schemas.openxmlformats.org/officeDocument/2006/relationships" xmlns:m="http://schemas.openxmlformats.org/officeDocument/2006/math" xmlns:v="urn:schemas-microsoft-com:vml" xmlns:wp14="http://schemas.microsoft.com/office/word/2010/wordprocessingDrawing" xmlns:wp="http://schemas.openxmlformats.org/drawingml/2006/wordprocessingDrawing" xmlns:w10="urn:schemas-microsoft-com:office:word" xmlns:w="http://schemas.openxmlformats.org/wordprocessingml/2006/main" xmlns:w14="http://schemas.microsoft.com/office/word/2010/wordml" xmlns:w15="http://schemas.microsoft.com/office/word/2012/wordml" xmlns:w16se="http://schemas.microsoft.com/office/word/2015/wordml/symex" xmlns:wpg="http://schemas.microsoft.com/office/word/2010/wordprocessingGroup" xmlns:wpi="http://schemas.microsoft.com/office/word/2010/wordprocessingInk" xmlns:wne="http://schemas.microsoft.com/office/word/2006/wordml" xmlns:wps="http://schemas.microsoft.com/office/word/2010/wordprocessingShape" mc:Ignorable="w14 w15 w16se wp14">
   <w:abstractNum w:abstractNumId="0" w15:restartNumberingAfterBreak="0">
     <w:nsid w:val="05D619C9"/>
     <w:multiLevelType w:val="hybridMultilevel"/>
@@ -6495,7 +6669,7 @@
 </file>
 
 <file path=word/styles.xml><?xml version="1.0" encoding="utf-8"?>
-<w:styles xmlns:mc="http://schemas.openxmlformats.org/markup-compatibility/2006" xmlns:r="http://schemas.openxmlformats.org/officeDocument/2006/relationships" xmlns:w="http://schemas.openxmlformats.org/wordprocessingml/2006/main" xmlns:w14="http://schemas.microsoft.com/office/word/2010/wordml" xmlns:w15="http://schemas.microsoft.com/office/word/2012/wordml" xmlns:w16cex="http://schemas.microsoft.com/office/word/2018/wordml/cex" xmlns:w16cid="http://schemas.microsoft.com/office/word/2016/wordml/cid" xmlns:w16="http://schemas.microsoft.com/office/word/2018/wordml" xmlns:w16sdtdh="http://schemas.microsoft.com/office/word/2020/wordml/sdtdatahash" xmlns:w16se="http://schemas.microsoft.com/office/word/2015/wordml/symex" mc:Ignorable="w14 w15 w16se w16cid w16 w16cex w16sdtdh">
+<w:styles xmlns:mc="http://schemas.openxmlformats.org/markup-compatibility/2006" xmlns:r="http://schemas.openxmlformats.org/officeDocument/2006/relationships" xmlns:w="http://schemas.openxmlformats.org/wordprocessingml/2006/main" xmlns:w14="http://schemas.microsoft.com/office/word/2010/wordml" xmlns:w15="http://schemas.microsoft.com/office/word/2012/wordml" xmlns:w16se="http://schemas.microsoft.com/office/word/2015/wordml/symex" mc:Ignorable="w14 w15 w16se">
   <w:docDefaults>
     <w:rPrDefault>
       <w:rPr>
@@ -6511,7 +6685,7 @@
       </w:pPr>
     </w:pPrDefault>
   </w:docDefaults>
-  <w:latentStyles w:defLockedState="0" w:defUIPriority="99" w:defSemiHidden="0" w:defUnhideWhenUsed="0" w:defQFormat="0" w:count="376">
+  <w:latentStyles w:defLockedState="0" w:defUIPriority="99" w:defSemiHidden="0" w:defUnhideWhenUsed="0" w:defQFormat="0" w:count="371">
     <w:lsdException w:name="Normal" w:uiPriority="0" w:qFormat="1"/>
     <w:lsdException w:name="heading 1" w:uiPriority="9" w:qFormat="1"/>
     <w:lsdException w:name="heading 2" w:semiHidden="1" w:uiPriority="9" w:unhideWhenUsed="1" w:qFormat="1"/>
@@ -6883,11 +7057,6 @@
     <w:lsdException w:name="List Table 5 Dark Accent 6" w:uiPriority="50"/>
     <w:lsdException w:name="List Table 6 Colorful Accent 6" w:uiPriority="51"/>
     <w:lsdException w:name="List Table 7 Colorful Accent 6" w:uiPriority="52"/>
-    <w:lsdException w:name="Mention" w:semiHidden="1" w:unhideWhenUsed="1"/>
-    <w:lsdException w:name="Smart Hyperlink" w:semiHidden="1" w:unhideWhenUsed="1"/>
-    <w:lsdException w:name="Hashtag" w:semiHidden="1" w:unhideWhenUsed="1"/>
-    <w:lsdException w:name="Unresolved Mention" w:semiHidden="1" w:unhideWhenUsed="1"/>
-    <w:lsdException w:name="Smart Link" w:semiHidden="1" w:unhideWhenUsed="1"/>
   </w:latentStyles>
   <w:style w:type="paragraph" w:default="1" w:styleId="Normal">
     <w:name w:val="Normal"/>
@@ -7039,8 +7208,8 @@
       <w:u w:val="single"/>
     </w:rPr>
   </w:style>
-  <w:style w:type="character" w:styleId="zmlenmeyenBahsetme">
-    <w:name w:val="Unresolved Mention"/>
+  <w:style w:type="character" w:customStyle="1" w:styleId="zmlenmeyenBahsetme1">
+    <w:name w:val="Çözümlenmeyen Bahsetme1"/>
     <w:basedOn w:val="VarsaylanParagrafYazTipi"/>
     <w:uiPriority w:val="99"/>
     <w:semiHidden/>
@@ -7061,6 +7230,36 @@
     <w:rPr>
       <w:color w:val="954F72" w:themeColor="followedHyperlink"/>
       <w:u w:val="single"/>
+    </w:rPr>
+  </w:style>
+  <w:style w:type="paragraph" w:styleId="BalonMetni">
+    <w:name w:val="Balloon Text"/>
+    <w:basedOn w:val="Normal"/>
+    <w:link w:val="BalonMetniChar"/>
+    <w:uiPriority w:val="99"/>
+    <w:semiHidden/>
+    <w:unhideWhenUsed/>
+    <w:rsid w:val="009027E8"/>
+    <w:pPr>
+      <w:spacing w:after="0" w:line="240" w:lineRule="auto"/>
+    </w:pPr>
+    <w:rPr>
+      <w:rFonts w:ascii="Segoe UI" w:hAnsi="Segoe UI" w:cs="Segoe UI"/>
+      <w:sz w:val="18"/>
+      <w:szCs w:val="18"/>
+    </w:rPr>
+  </w:style>
+  <w:style w:type="character" w:customStyle="1" w:styleId="BalonMetniChar">
+    <w:name w:val="Balon Metni Char"/>
+    <w:basedOn w:val="VarsaylanParagrafYazTipi"/>
+    <w:link w:val="BalonMetni"/>
+    <w:uiPriority w:val="99"/>
+    <w:semiHidden/>
+    <w:rsid w:val="009027E8"/>
+    <w:rPr>
+      <w:rFonts w:ascii="Segoe UI" w:hAnsi="Segoe UI" w:cs="Segoe UI"/>
+      <w:sz w:val="18"/>
+      <w:szCs w:val="18"/>
     </w:rPr>
   </w:style>
 </w:styles>
@@ -7332,7 +7531,7 @@
 </file>
 
 <file path=customXml/itemProps1.xml><?xml version="1.0" encoding="utf-8"?>
-<ds:datastoreItem xmlns:ds="http://schemas.openxmlformats.org/officeDocument/2006/customXml" ds:itemID="{CCB798E5-BCC5-40BB-A955-92ADF67A730D}">
+<ds:datastoreItem xmlns:ds="http://schemas.openxmlformats.org/officeDocument/2006/customXml" ds:itemID="{B0812596-2892-42E9-B0FC-35C9B4293C1F}">
   <ds:schemaRefs>
     <ds:schemaRef ds:uri="http://schemas.openxmlformats.org/officeDocument/2006/bibliography"/>
   </ds:schemaRefs>
